--- a/docs/SDDDocument-SP26-JBassett 0530.docx
+++ b/docs/SDDDocument-SP26-JBassett 0530.docx
@@ -535,7 +535,15 @@
             </w:r>
             <w:r>
               <w:br/>
-              <w:t xml:space="preserve">Added TraffickStop to references. </w:t>
+              <w:t xml:space="preserve">Added </w:t>
+            </w:r>
+            <w:proofErr w:type="spellStart"/>
+            <w:r>
+              <w:t>TraffickStop</w:t>
+            </w:r>
+            <w:proofErr w:type="spellEnd"/>
+            <w:r>
+              <w:t xml:space="preserve"> to references. </w:t>
             </w:r>
             <w:r>
               <w:br/>
@@ -1824,7 +1832,15 @@
     </w:p>
     <w:p>
       <w:r>
-        <w:t>The system is designed as a simple web-based application intended for use at community awareness events. Users access the system by scanning a QR code with a mobile device, which opens the application in a web browser. The application presents short, interactive activities focused on human trafficking awareness. While the system is designed primarily for mobile use, it can also be accessed on laptops or tablets available at the event.</w:t>
+        <w:t xml:space="preserve">The system is designed as a simple web-based application intended for use at community awareness events. Users access the system by scanning </w:t>
+      </w:r>
+      <w:proofErr w:type="gramStart"/>
+      <w:r>
+        <w:t>a QR</w:t>
+      </w:r>
+      <w:proofErr w:type="gramEnd"/>
+      <w:r>
+        <w:t xml:space="preserve"> code with a mobile device, which opens the application in a web browser. The application presents short, interactive activities focused on human trafficking awareness. While the system is designed primarily for mobile use, it can also be accessed on laptops or tablets available at the event.</w:t>
       </w:r>
     </w:p>
     <w:p>
@@ -1950,13 +1966,21 @@
         <w:t>light</w:t>
       </w:r>
       <w:r>
-        <w:t>, accessible, and easy to deploy in a real</w:t>
+        <w:t xml:space="preserve">, accessible, and easy to deploy in a </w:t>
+      </w:r>
+      <w:proofErr w:type="gramStart"/>
+      <w:r>
+        <w:t>real</w:t>
       </w:r>
       <w:r>
         <w:t xml:space="preserve"> </w:t>
       </w:r>
       <w:r>
-        <w:t>world event setting.</w:t>
+        <w:t>world</w:t>
+      </w:r>
+      <w:proofErr w:type="gramEnd"/>
+      <w:r>
+        <w:t xml:space="preserve"> event setting.</w:t>
       </w:r>
     </w:p>
     <w:p>
@@ -2040,7 +2064,15 @@
         <w:spacing w:line="0" w:lineRule="atLeast"/>
       </w:pPr>
       <w:r>
-        <w:t>The system is intended to function as a facilitated interactive awareness activity at live community events. Participants may access the activity by scanning a QR code with a mobile device or by opening a direct web link. In some cases, event organizers may provide a laptop, tablet, or shared display for users who do not have access to a personal device.</w:t>
+        <w:t xml:space="preserve">The system is intended to function as a facilitated interactive awareness activity at live community events. Participants may access the activity by scanning </w:t>
+      </w:r>
+      <w:proofErr w:type="gramStart"/>
+      <w:r>
+        <w:t>a QR</w:t>
+      </w:r>
+      <w:proofErr w:type="gramEnd"/>
+      <w:r>
+        <w:t xml:space="preserve"> code with a mobile device or by opening a direct web link. In some cases, event organizers may provide a laptop, tablet, or shared display for users who do not have access to a personal device.</w:t>
       </w:r>
     </w:p>
     <w:p>
@@ -2067,7 +2099,31 @@
       </w:pPr>
       <w:r>
         <w:lastRenderedPageBreak/>
-        <w:t>The minimum required environment for the starting development version is a modern web browser running on a device with internet access. Supported devices include smartphones, tablets, laptops, and desktop computers. The system is designed primarily for mobile portrait use, but it should remain usable on larger tablet, laptop, desktop, and projected displays.</w:t>
+        <w:t xml:space="preserve">The minimum required environment for the starting development version is a modern web browser running on a device with internet access. Supported devices include smartphones, tablets, laptops, and desktop computers. The system is designed primarily for mobile portrait use, but it should remain usable on larger </w:t>
+      </w:r>
+      <w:proofErr w:type="gramStart"/>
+      <w:r>
+        <w:t>tablet</w:t>
+      </w:r>
+      <w:proofErr w:type="gramEnd"/>
+      <w:r>
+        <w:t xml:space="preserve">, </w:t>
+      </w:r>
+      <w:proofErr w:type="gramStart"/>
+      <w:r>
+        <w:t>laptop</w:t>
+      </w:r>
+      <w:proofErr w:type="gramEnd"/>
+      <w:r>
+        <w:t xml:space="preserve">, </w:t>
+      </w:r>
+      <w:proofErr w:type="gramStart"/>
+      <w:r>
+        <w:t>desktop</w:t>
+      </w:r>
+      <w:proofErr w:type="gramEnd"/>
+      <w:r>
+        <w:t>, and projected displays.</w:t>
       </w:r>
     </w:p>
     <w:p>
@@ -2475,7 +2531,15 @@
     </w:p>
     <w:p>
       <w:r>
-        <w:t xml:space="preserve">If the application becomes widely used, the ideal environment would include reliable static web hosting with HTTPs, </w:t>
+        <w:t xml:space="preserve">If the application becomes widely used, the ideal environment </w:t>
+      </w:r>
+      <w:proofErr w:type="gramStart"/>
+      <w:r>
+        <w:t>would</w:t>
+      </w:r>
+      <w:proofErr w:type="gramEnd"/>
+      <w:r>
+        <w:t xml:space="preserve"> include reliable static web hosting with HTTPs, </w:t>
       </w:r>
       <w:r>
         <w:t>a stable public URL, printed QR code signage, and optional event-provided tablets or laptops for users who do not have a personal device available.</w:t>
@@ -2527,7 +2591,15 @@
         <w:spacing w:line="0" w:lineRule="atLeast"/>
       </w:pPr>
       <w:r>
-        <w:t>The frontend software will handle screen layout, user interaction, response checking, and feedback. Because the application is intended to be lightweight and accessible, no installation is required beyond access to a current browser version.</w:t>
+        <w:t xml:space="preserve">The frontend software will handle screen layout, user interaction, response checking, and feedback. Because the application is intended to be lightweight and accessible, no installation is required beyond access to </w:t>
+      </w:r>
+      <w:proofErr w:type="gramStart"/>
+      <w:r>
+        <w:t>a current</w:t>
+      </w:r>
+      <w:proofErr w:type="gramEnd"/>
+      <w:r>
+        <w:t xml:space="preserve"> browser version.</w:t>
       </w:r>
     </w:p>
     <w:p>
@@ -2567,9 +2639,11 @@
       <w:pPr>
         <w:pStyle w:val="Heading3"/>
       </w:pPr>
+      <w:proofErr w:type="gramStart"/>
       <w:r>
         <w:t>Inputs</w:t>
       </w:r>
+      <w:proofErr w:type="gramEnd"/>
     </w:p>
     <w:p>
       <w:pPr>
@@ -2641,9 +2715,11 @@
       <w:pPr>
         <w:pStyle w:val="Heading3"/>
       </w:pPr>
+      <w:proofErr w:type="gramStart"/>
       <w:r>
         <w:t>Outputs</w:t>
       </w:r>
+      <w:proofErr w:type="gramEnd"/>
     </w:p>
     <w:p>
       <w:pPr>
@@ -2873,8 +2949,13 @@
         <w:spacing w:before="0" w:after="0" w:line="0" w:lineRule="atLeast"/>
       </w:pPr>
       <w:r>
-        <w:t>Immediate feedback after making a selection</w:t>
-      </w:r>
+        <w:t xml:space="preserve">Immediate feedback after </w:t>
+      </w:r>
+      <w:proofErr w:type="gramStart"/>
+      <w:r>
+        <w:t>making a selection</w:t>
+      </w:r>
+      <w:proofErr w:type="gramEnd"/>
     </w:p>
     <w:p>
       <w:pPr>
@@ -3252,7 +3333,15 @@
         <w:spacing w:line="0" w:lineRule="atLeast"/>
       </w:pPr>
       <w:r>
-        <w:t>The system uses simple structured data to display content. Data elements are organized by logical unit. Runtime variables are held in the browser session only and are never stored.</w:t>
+        <w:t xml:space="preserve">The system uses simple structured data to display content. Data elements are organized by logical </w:t>
+      </w:r>
+      <w:proofErr w:type="gramStart"/>
+      <w:r>
+        <w:t>unit</w:t>
+      </w:r>
+      <w:proofErr w:type="gramEnd"/>
+      <w:r>
+        <w:t>. Runtime variables are held in the browser session only and are never stored.</w:t>
       </w:r>
     </w:p>
     <w:tbl>
@@ -3400,9 +3489,11 @@
             <w:pPr>
               <w:spacing w:before="100" w:after="200" w:line="0" w:lineRule="atLeast"/>
             </w:pPr>
+            <w:proofErr w:type="spellStart"/>
             <w:r>
               <w:t>activity_id</w:t>
             </w:r>
+            <w:proofErr w:type="spellEnd"/>
           </w:p>
         </w:tc>
         <w:tc>
@@ -3458,9 +3549,11 @@
             <w:pPr>
               <w:spacing w:before="100" w:after="200" w:line="0" w:lineRule="atLeast"/>
             </w:pPr>
+            <w:proofErr w:type="spellStart"/>
             <w:r>
               <w:t>activity_type</w:t>
             </w:r>
+            <w:proofErr w:type="spellEnd"/>
           </w:p>
         </w:tc>
         <w:tc>
@@ -3472,8 +3565,13 @@
             <w:pPr>
               <w:spacing w:before="100" w:after="200" w:line="0" w:lineRule="atLeast"/>
             </w:pPr>
-            <w:r>
-              <w:t>VARCHAR(50)</w:t>
+            <w:proofErr w:type="gramStart"/>
+            <w:r>
+              <w:t>VARCHAR(</w:t>
+            </w:r>
+            <w:proofErr w:type="gramEnd"/>
+            <w:r>
+              <w:t>50)</w:t>
             </w:r>
           </w:p>
         </w:tc>
@@ -3516,9 +3614,11 @@
             <w:pPr>
               <w:spacing w:before="100" w:after="200" w:line="0" w:lineRule="atLeast"/>
             </w:pPr>
+            <w:proofErr w:type="spellStart"/>
             <w:r>
               <w:t>activity_title</w:t>
             </w:r>
+            <w:proofErr w:type="spellEnd"/>
           </w:p>
         </w:tc>
         <w:tc>
@@ -3530,8 +3630,13 @@
             <w:pPr>
               <w:spacing w:before="100" w:after="200" w:line="0" w:lineRule="atLeast"/>
             </w:pPr>
-            <w:r>
-              <w:t>VARCHAR(100)</w:t>
+            <w:proofErr w:type="gramStart"/>
+            <w:r>
+              <w:t>VARCHAR(</w:t>
+            </w:r>
+            <w:proofErr w:type="gramEnd"/>
+            <w:r>
+              <w:t>100)</w:t>
             </w:r>
           </w:p>
         </w:tc>
@@ -3544,8 +3649,13 @@
             <w:pPr>
               <w:spacing w:before="100" w:after="200" w:line="0" w:lineRule="atLeast"/>
             </w:pPr>
-            <w:r>
-              <w:t>TraffickSTOP Toolkit</w:t>
+            <w:proofErr w:type="spellStart"/>
+            <w:r>
+              <w:t>TraffickSTOP</w:t>
+            </w:r>
+            <w:proofErr w:type="spellEnd"/>
+            <w:r>
+              <w:t xml:space="preserve"> Toolkit</w:t>
             </w:r>
           </w:p>
         </w:tc>
@@ -3574,9 +3684,11 @@
             <w:pPr>
               <w:spacing w:before="100" w:after="200" w:line="0" w:lineRule="atLeast"/>
             </w:pPr>
+            <w:proofErr w:type="spellStart"/>
             <w:r>
               <w:t>activity_description</w:t>
             </w:r>
+            <w:proofErr w:type="spellEnd"/>
           </w:p>
         </w:tc>
         <w:tc>
@@ -3602,8 +3714,13 @@
             <w:pPr>
               <w:spacing w:before="100" w:after="200" w:line="0" w:lineRule="atLeast"/>
             </w:pPr>
-            <w:r>
-              <w:t>TraffickSTOP Toolkit</w:t>
+            <w:proofErr w:type="spellStart"/>
+            <w:r>
+              <w:t>TraffickSTOP</w:t>
+            </w:r>
+            <w:proofErr w:type="spellEnd"/>
+            <w:r>
+              <w:t xml:space="preserve"> Toolkit</w:t>
             </w:r>
           </w:p>
         </w:tc>
@@ -3650,9 +3767,11 @@
             <w:pPr>
               <w:spacing w:before="100" w:after="200" w:line="0" w:lineRule="atLeast"/>
             </w:pPr>
+            <w:proofErr w:type="spellStart"/>
             <w:r>
               <w:t>question_id</w:t>
             </w:r>
+            <w:proofErr w:type="spellEnd"/>
           </w:p>
         </w:tc>
         <w:tc>
@@ -3708,9 +3827,11 @@
             <w:pPr>
               <w:spacing w:before="100" w:after="200" w:line="0" w:lineRule="atLeast"/>
             </w:pPr>
+            <w:proofErr w:type="spellStart"/>
             <w:r>
               <w:t>question_text</w:t>
             </w:r>
+            <w:proofErr w:type="spellEnd"/>
           </w:p>
         </w:tc>
         <w:tc>
@@ -3736,8 +3857,13 @@
             <w:pPr>
               <w:spacing w:before="100" w:after="200" w:line="0" w:lineRule="atLeast"/>
             </w:pPr>
-            <w:r>
-              <w:t>TraffickSTOP Toolkit</w:t>
+            <w:proofErr w:type="spellStart"/>
+            <w:r>
+              <w:t>TraffickSTOP</w:t>
+            </w:r>
+            <w:proofErr w:type="spellEnd"/>
+            <w:r>
+              <w:t xml:space="preserve"> Toolkit</w:t>
             </w:r>
           </w:p>
         </w:tc>
@@ -3766,9 +3892,11 @@
             <w:pPr>
               <w:spacing w:before="100" w:after="200" w:line="0" w:lineRule="atLeast"/>
             </w:pPr>
+            <w:proofErr w:type="spellStart"/>
             <w:r>
               <w:t>question_order</w:t>
             </w:r>
+            <w:proofErr w:type="spellEnd"/>
           </w:p>
         </w:tc>
         <w:tc>
@@ -3842,9 +3970,11 @@
             <w:pPr>
               <w:spacing w:before="100" w:after="200" w:line="0" w:lineRule="atLeast"/>
             </w:pPr>
+            <w:proofErr w:type="spellStart"/>
             <w:r>
               <w:t>answer_id</w:t>
             </w:r>
+            <w:proofErr w:type="spellEnd"/>
           </w:p>
         </w:tc>
         <w:tc>
@@ -3900,9 +4030,11 @@
             <w:pPr>
               <w:spacing w:before="100" w:after="200" w:line="0" w:lineRule="atLeast"/>
             </w:pPr>
+            <w:proofErr w:type="spellStart"/>
             <w:r>
               <w:t>answer_option</w:t>
             </w:r>
+            <w:proofErr w:type="spellEnd"/>
           </w:p>
         </w:tc>
         <w:tc>
@@ -3914,8 +4046,13 @@
             <w:pPr>
               <w:spacing w:before="100" w:after="200" w:line="0" w:lineRule="atLeast"/>
             </w:pPr>
-            <w:r>
-              <w:t>VARCHAR(255)</w:t>
+            <w:proofErr w:type="gramStart"/>
+            <w:r>
+              <w:t>VARCHAR(</w:t>
+            </w:r>
+            <w:proofErr w:type="gramEnd"/>
+            <w:r>
+              <w:t>255)</w:t>
             </w:r>
           </w:p>
         </w:tc>
@@ -3928,8 +4065,13 @@
             <w:pPr>
               <w:spacing w:before="100" w:after="200" w:line="0" w:lineRule="atLeast"/>
             </w:pPr>
-            <w:r>
-              <w:t>TraffickSTOP Toolkit</w:t>
+            <w:proofErr w:type="spellStart"/>
+            <w:r>
+              <w:t>TraffickSTOP</w:t>
+            </w:r>
+            <w:proofErr w:type="spellEnd"/>
+            <w:r>
+              <w:t xml:space="preserve"> Toolkit</w:t>
             </w:r>
           </w:p>
         </w:tc>
@@ -3958,9 +4100,11 @@
             <w:pPr>
               <w:spacing w:before="100" w:after="200" w:line="0" w:lineRule="atLeast"/>
             </w:pPr>
+            <w:proofErr w:type="spellStart"/>
             <w:r>
               <w:t>correct_answer</w:t>
             </w:r>
+            <w:proofErr w:type="spellEnd"/>
           </w:p>
         </w:tc>
         <w:tc>
@@ -4016,9 +4160,11 @@
             <w:pPr>
               <w:spacing w:before="100" w:after="200" w:line="0" w:lineRule="atLeast"/>
             </w:pPr>
+            <w:proofErr w:type="spellStart"/>
             <w:r>
               <w:t>feedback_text</w:t>
             </w:r>
+            <w:proofErr w:type="spellEnd"/>
           </w:p>
         </w:tc>
         <w:tc>
@@ -4044,8 +4190,13 @@
             <w:pPr>
               <w:spacing w:before="100" w:after="200" w:line="0" w:lineRule="atLeast"/>
             </w:pPr>
-            <w:r>
-              <w:t>TraffickSTOP Toolkit / Polaris</w:t>
+            <w:proofErr w:type="spellStart"/>
+            <w:r>
+              <w:t>TraffickSTOP</w:t>
+            </w:r>
+            <w:proofErr w:type="spellEnd"/>
+            <w:r>
+              <w:t xml:space="preserve"> Toolkit / Polaris</w:t>
             </w:r>
           </w:p>
         </w:tc>
@@ -4127,9 +4278,11 @@
             <w:pPr>
               <w:spacing w:before="100" w:after="200" w:line="0" w:lineRule="atLeast"/>
             </w:pPr>
+            <w:proofErr w:type="spellStart"/>
             <w:r>
               <w:t>scenario_id</w:t>
             </w:r>
+            <w:proofErr w:type="spellEnd"/>
           </w:p>
         </w:tc>
         <w:tc>
@@ -4185,9 +4338,11 @@
             <w:pPr>
               <w:spacing w:before="100" w:after="200" w:line="0" w:lineRule="atLeast"/>
             </w:pPr>
+            <w:proofErr w:type="spellStart"/>
             <w:r>
               <w:t>scenario_text</w:t>
             </w:r>
+            <w:proofErr w:type="spellEnd"/>
           </w:p>
         </w:tc>
         <w:tc>
@@ -4213,8 +4368,13 @@
             <w:pPr>
               <w:spacing w:before="100" w:after="200" w:line="0" w:lineRule="atLeast"/>
             </w:pPr>
-            <w:r>
-              <w:t>TraffickSTOP Toolkit</w:t>
+            <w:proofErr w:type="spellStart"/>
+            <w:r>
+              <w:t>TraffickSTOP</w:t>
+            </w:r>
+            <w:proofErr w:type="spellEnd"/>
+            <w:r>
+              <w:t xml:space="preserve"> Toolkit</w:t>
             </w:r>
           </w:p>
         </w:tc>
@@ -4296,9 +4456,11 @@
             <w:pPr>
               <w:spacing w:before="100" w:after="200" w:line="0" w:lineRule="atLeast"/>
             </w:pPr>
+            <w:proofErr w:type="spellStart"/>
             <w:r>
               <w:t>resource_id</w:t>
             </w:r>
+            <w:proofErr w:type="spellEnd"/>
           </w:p>
         </w:tc>
         <w:tc>
@@ -4354,9 +4516,11 @@
             <w:pPr>
               <w:spacing w:before="100" w:after="200" w:line="0" w:lineRule="atLeast"/>
             </w:pPr>
+            <w:proofErr w:type="spellStart"/>
             <w:r>
               <w:t>resource_name</w:t>
             </w:r>
+            <w:proofErr w:type="spellEnd"/>
           </w:p>
         </w:tc>
         <w:tc>
@@ -4368,8 +4532,13 @@
             <w:pPr>
               <w:spacing w:before="100" w:after="200" w:line="0" w:lineRule="atLeast"/>
             </w:pPr>
-            <w:r>
-              <w:t>VARCHAR(150)</w:t>
+            <w:proofErr w:type="gramStart"/>
+            <w:r>
+              <w:t>VARCHAR(</w:t>
+            </w:r>
+            <w:proofErr w:type="gramEnd"/>
+            <w:r>
+              <w:t>150)</w:t>
             </w:r>
           </w:p>
         </w:tc>
@@ -4412,9 +4581,11 @@
             <w:pPr>
               <w:spacing w:before="100" w:after="200" w:line="0" w:lineRule="atLeast"/>
             </w:pPr>
+            <w:proofErr w:type="spellStart"/>
             <w:r>
               <w:t>resource_url</w:t>
             </w:r>
+            <w:proofErr w:type="spellEnd"/>
           </w:p>
         </w:tc>
         <w:tc>
@@ -4426,8 +4597,13 @@
             <w:pPr>
               <w:spacing w:before="100" w:after="200" w:line="0" w:lineRule="atLeast"/>
             </w:pPr>
-            <w:r>
-              <w:t>VARCHAR(500)</w:t>
+            <w:proofErr w:type="gramStart"/>
+            <w:r>
+              <w:t>VARCHAR(</w:t>
+            </w:r>
+            <w:proofErr w:type="gramEnd"/>
+            <w:r>
+              <w:t>500)</w:t>
             </w:r>
           </w:p>
         </w:tc>
@@ -4470,9 +4646,11 @@
             <w:pPr>
               <w:spacing w:before="100" w:after="200" w:line="0" w:lineRule="atLeast"/>
             </w:pPr>
+            <w:proofErr w:type="spellStart"/>
             <w:r>
               <w:t>resource_phone</w:t>
             </w:r>
+            <w:proofErr w:type="spellEnd"/>
           </w:p>
         </w:tc>
         <w:tc>
@@ -4484,8 +4662,13 @@
             <w:pPr>
               <w:spacing w:before="100" w:after="200" w:line="0" w:lineRule="atLeast"/>
             </w:pPr>
-            <w:r>
-              <w:t>VARCHAR(20)</w:t>
+            <w:proofErr w:type="gramStart"/>
+            <w:r>
+              <w:t>VARCHAR(</w:t>
+            </w:r>
+            <w:proofErr w:type="gramEnd"/>
+            <w:r>
+              <w:t>20)</w:t>
             </w:r>
           </w:p>
         </w:tc>
@@ -4546,9 +4729,11 @@
             <w:pPr>
               <w:spacing w:before="100" w:after="200" w:line="0" w:lineRule="atLeast"/>
             </w:pPr>
+            <w:proofErr w:type="spellStart"/>
             <w:r>
               <w:t>current_screen</w:t>
             </w:r>
+            <w:proofErr w:type="spellEnd"/>
           </w:p>
         </w:tc>
         <w:tc>
@@ -4604,9 +4789,11 @@
             <w:pPr>
               <w:spacing w:before="100" w:after="200" w:line="0" w:lineRule="atLeast"/>
             </w:pPr>
+            <w:proofErr w:type="spellStart"/>
             <w:r>
               <w:t>user_response</w:t>
             </w:r>
+            <w:proofErr w:type="spellEnd"/>
           </w:p>
         </w:tc>
         <w:tc>
@@ -4662,9 +4849,11 @@
             <w:pPr>
               <w:spacing w:before="100" w:after="200" w:line="0" w:lineRule="atLeast"/>
             </w:pPr>
+            <w:proofErr w:type="spellStart"/>
             <w:r>
               <w:t>is_correct</w:t>
             </w:r>
+            <w:proofErr w:type="spellEnd"/>
           </w:p>
         </w:tc>
         <w:tc>
@@ -4853,7 +5042,15 @@
         <w:spacing w:line="0" w:lineRule="atLeast"/>
       </w:pPr>
       <w:r>
-        <w:t>The system content is organized using a hierarchical node structure to support lightweight JSON</w:t>
+        <w:t xml:space="preserve">The </w:t>
+      </w:r>
+      <w:proofErr w:type="gramStart"/>
+      <w:r>
+        <w:t>system content</w:t>
+      </w:r>
+      <w:proofErr w:type="gramEnd"/>
+      <w:r>
+        <w:t xml:space="preserve"> is organized using a hierarchical node structure to support lightweight JSON</w:t>
       </w:r>
       <w:r>
         <w:t xml:space="preserve"> </w:t>
@@ -4865,7 +5062,15 @@
         <w:t xml:space="preserve">. </w:t>
       </w:r>
       <w:r>
-        <w:t>Educational content such as questions, answers, feedback, navigation states, and avatar behavior are grouped into parent and child nodes to simplify content management and interaction fl</w:t>
+        <w:t xml:space="preserve">Educational content such as questions, answers, feedback, navigation states, and avatar behavior </w:t>
+      </w:r>
+      <w:proofErr w:type="gramStart"/>
+      <w:r>
+        <w:t>are</w:t>
+      </w:r>
+      <w:proofErr w:type="gramEnd"/>
+      <w:r>
+        <w:t xml:space="preserve"> grouped into parent and child nodes to simplify content management and interaction fl</w:t>
       </w:r>
       <w:r>
         <w:t>ow</w:t>
@@ -5033,7 +5238,15 @@
         <w:t>-</w:t>
       </w:r>
       <w:r>
-        <w:t xml:space="preserve"> data elements organized by logical table grouping (activities, questions, answer_options, scenarios, resources, and runtime)</w:t>
+        <w:t xml:space="preserve"> data elements organized by logical table grouping (activities, questions, </w:t>
+      </w:r>
+      <w:proofErr w:type="spellStart"/>
+      <w:r>
+        <w:t>answer_options</w:t>
+      </w:r>
+      <w:proofErr w:type="spellEnd"/>
+      <w:r>
+        <w:t>, scenarios, resources, and runtime)</w:t>
       </w:r>
     </w:p>
     <w:p>
@@ -5048,7 +5261,15 @@
     </w:p>
     <w:p>
       <w:r>
-        <w:t>The application is designed as a modular browser-based educational system using HTML5, CSS3, and JavaScript. The architecture separates user interface components, navigation control, educational content, and activity data into distinct objects in order to support maintainability, scalability, and future expansion</w:t>
+        <w:t xml:space="preserve">The application is designed as a modular browser-based educational system using HTML5, CSS3, and JavaScript. The architecture separates user interface components, navigation control, educational content, and activity data into distinct objects </w:t>
+      </w:r>
+      <w:proofErr w:type="gramStart"/>
+      <w:r>
+        <w:t>in order to</w:t>
+      </w:r>
+      <w:proofErr w:type="gramEnd"/>
+      <w:r>
+        <w:t xml:space="preserve"> support maintainability, scalability, and future expansion</w:t>
       </w:r>
       <w:r>
         <w:t>s</w:t>
@@ -5085,6 +5306,7 @@
         <w:pStyle w:val="Heading2"/>
       </w:pPr>
       <w:bookmarkStart w:id="34" w:name="_Toc230623064"/>
+      <w:proofErr w:type="spellStart"/>
       <w:r>
         <w:rPr>
           <w:caps w:val="0"/>
@@ -5104,6 +5326,7 @@
         <w:t>age</w:t>
       </w:r>
       <w:bookmarkEnd w:id="34"/>
+      <w:proofErr w:type="spellEnd"/>
     </w:p>
     <w:p>
       <w:pPr>
@@ -5115,7 +5338,15 @@
     </w:p>
     <w:p>
       <w:r>
-        <w:t>The IntroPage component displays the introduction screen shown when the user first accesses the activity. It provides instructions, explains the purpose of the activity, and allows the user to begin participation.</w:t>
+        <w:t xml:space="preserve">The </w:t>
+      </w:r>
+      <w:proofErr w:type="spellStart"/>
+      <w:r>
+        <w:t>IntroPage</w:t>
+      </w:r>
+      <w:proofErr w:type="spellEnd"/>
+      <w:r>
+        <w:t xml:space="preserve"> component displays the introduction screen shown when the user first accesses the activity. It provides instructions, explains the purpose of the activity, and allows the user to begin participation.</w:t>
       </w:r>
     </w:p>
     <w:p>
@@ -5170,8 +5401,13 @@
           <w:numId w:val="12"/>
         </w:numPr>
       </w:pPr>
-      <w:r>
-        <w:t xml:space="preserve">Introduce the guide avatar </w:t>
+      <w:proofErr w:type="gramStart"/>
+      <w:r>
+        <w:t>Introduce</w:t>
+      </w:r>
+      <w:proofErr w:type="gramEnd"/>
+      <w:r>
+        <w:t xml:space="preserve"> the guide avatar </w:t>
       </w:r>
     </w:p>
     <w:p>
@@ -5202,8 +5438,18 @@
           <w:numId w:val="14"/>
         </w:numPr>
       </w:pPr>
-      <w:r>
-        <w:t xml:space="preserve">displayIntro() — Displays the introductory content and layout. </w:t>
+      <w:proofErr w:type="spellStart"/>
+      <w:proofErr w:type="gramStart"/>
+      <w:r>
+        <w:t>displayIntro</w:t>
+      </w:r>
+      <w:proofErr w:type="spellEnd"/>
+      <w:r>
+        <w:t>(</w:t>
+      </w:r>
+      <w:proofErr w:type="gramEnd"/>
+      <w:r>
+        <w:t xml:space="preserve">) — Displays the introductory content and layout. </w:t>
       </w:r>
     </w:p>
     <w:p>
@@ -5214,8 +5460,18 @@
           <w:numId w:val="14"/>
         </w:numPr>
       </w:pPr>
-      <w:r>
-        <w:t xml:space="preserve">beginActivity() — Starts the selected activity and transitions to the main interaction screen. </w:t>
+      <w:proofErr w:type="spellStart"/>
+      <w:proofErr w:type="gramStart"/>
+      <w:r>
+        <w:t>beginActivity</w:t>
+      </w:r>
+      <w:proofErr w:type="spellEnd"/>
+      <w:r>
+        <w:t>(</w:t>
+      </w:r>
+      <w:proofErr w:type="gramEnd"/>
+      <w:r>
+        <w:t xml:space="preserve">) — Starts the selected activity and transitions to the main interaction screen. </w:t>
       </w:r>
     </w:p>
     <w:p>
@@ -5226,8 +5482,18 @@
           <w:numId w:val="14"/>
         </w:numPr>
       </w:pPr>
-      <w:r>
-        <w:t xml:space="preserve">showInstructions() — Displays user instructions and participation guidance. </w:t>
+      <w:proofErr w:type="spellStart"/>
+      <w:proofErr w:type="gramStart"/>
+      <w:r>
+        <w:t>showInstructions</w:t>
+      </w:r>
+      <w:proofErr w:type="spellEnd"/>
+      <w:r>
+        <w:t>(</w:t>
+      </w:r>
+      <w:proofErr w:type="gramEnd"/>
+      <w:r>
+        <w:t xml:space="preserve">) — Displays user instructions and participation guidance. </w:t>
       </w:r>
     </w:p>
     <w:p>
@@ -5238,8 +5504,18 @@
           <w:numId w:val="14"/>
         </w:numPr>
       </w:pPr>
-      <w:r>
-        <w:t>displayAvatar() — Displays the guide avatar and associated introductory dialogue.</w:t>
+      <w:proofErr w:type="spellStart"/>
+      <w:proofErr w:type="gramStart"/>
+      <w:r>
+        <w:t>displayAvatar</w:t>
+      </w:r>
+      <w:proofErr w:type="spellEnd"/>
+      <w:r>
+        <w:t>(</w:t>
+      </w:r>
+      <w:proofErr w:type="gramEnd"/>
+      <w:r>
+        <w:t>) — Displays the guide avatar and associated introductory dialogue.</w:t>
       </w:r>
     </w:p>
     <w:p>
@@ -5311,6 +5587,7 @@
         <w:pStyle w:val="Heading2"/>
       </w:pPr>
       <w:bookmarkStart w:id="35" w:name="_Toc230623065"/>
+      <w:proofErr w:type="spellStart"/>
       <w:r>
         <w:rPr>
           <w:caps w:val="0"/>
@@ -5330,6 +5607,7 @@
         <w:t>ontroller</w:t>
       </w:r>
       <w:bookmarkEnd w:id="35"/>
+      <w:proofErr w:type="spellEnd"/>
     </w:p>
     <w:p>
       <w:pPr>
@@ -5341,7 +5619,15 @@
     </w:p>
     <w:p>
       <w:r>
-        <w:t>The NavigationController component manages movement between application screens and controls the overall flow of the activity. It tracks the user’s current progress and handles transitions between the introduction, activity, feedback, and resource screens.</w:t>
+        <w:t xml:space="preserve">The </w:t>
+      </w:r>
+      <w:proofErr w:type="spellStart"/>
+      <w:r>
+        <w:t>NavigationController</w:t>
+      </w:r>
+      <w:proofErr w:type="spellEnd"/>
+      <w:r>
+        <w:t xml:space="preserve"> component manages movement between application screens and controls the overall flow of the activity. It tracks the user’s current progress and handles transitions between the introduction, activity, feedback, and resource screens.</w:t>
       </w:r>
     </w:p>
     <w:p>
@@ -5429,8 +5715,18 @@
           <w:numId w:val="16"/>
         </w:numPr>
       </w:pPr>
-      <w:r>
-        <w:t xml:space="preserve">nextPage() — Advances the user to the next screen or activity step. </w:t>
+      <w:proofErr w:type="spellStart"/>
+      <w:proofErr w:type="gramStart"/>
+      <w:r>
+        <w:t>nextPage</w:t>
+      </w:r>
+      <w:proofErr w:type="spellEnd"/>
+      <w:r>
+        <w:t>(</w:t>
+      </w:r>
+      <w:proofErr w:type="gramEnd"/>
+      <w:r>
+        <w:t xml:space="preserve">) — Advances the user to the next screen or activity step. </w:t>
       </w:r>
     </w:p>
     <w:p>
@@ -5441,8 +5737,18 @@
           <w:numId w:val="16"/>
         </w:numPr>
       </w:pPr>
-      <w:r>
-        <w:t xml:space="preserve">previousPage() — Returns the user to the previous screen when allowed. </w:t>
+      <w:proofErr w:type="spellStart"/>
+      <w:proofErr w:type="gramStart"/>
+      <w:r>
+        <w:t>previousPage</w:t>
+      </w:r>
+      <w:proofErr w:type="spellEnd"/>
+      <w:r>
+        <w:t>(</w:t>
+      </w:r>
+      <w:proofErr w:type="gramEnd"/>
+      <w:r>
+        <w:t xml:space="preserve">) — Returns the user to the previous screen when allowed. </w:t>
       </w:r>
     </w:p>
     <w:p>
@@ -5453,8 +5759,18 @@
           <w:numId w:val="16"/>
         </w:numPr>
       </w:pPr>
-      <w:r>
-        <w:t xml:space="preserve">restartActivity() — Resets the activity state and returns the user to the starting point. </w:t>
+      <w:proofErr w:type="spellStart"/>
+      <w:proofErr w:type="gramStart"/>
+      <w:r>
+        <w:t>restartActivity</w:t>
+      </w:r>
+      <w:proofErr w:type="spellEnd"/>
+      <w:r>
+        <w:t>(</w:t>
+      </w:r>
+      <w:proofErr w:type="gramEnd"/>
+      <w:r>
+        <w:t xml:space="preserve">) — Resets the activity state and returns the user to the starting point. </w:t>
       </w:r>
     </w:p>
     <w:p>
@@ -5465,8 +5781,18 @@
           <w:numId w:val="16"/>
         </w:numPr>
       </w:pPr>
-      <w:r>
-        <w:t>trackProgress() — Maintains the current navigation and activity progress state.</w:t>
+      <w:proofErr w:type="spellStart"/>
+      <w:proofErr w:type="gramStart"/>
+      <w:r>
+        <w:t>trackProgress</w:t>
+      </w:r>
+      <w:proofErr w:type="spellEnd"/>
+      <w:r>
+        <w:t>(</w:t>
+      </w:r>
+      <w:proofErr w:type="gramEnd"/>
+      <w:r>
+        <w:t>) — Maintains the current navigation and activity progress state.</w:t>
       </w:r>
     </w:p>
     <w:p>
@@ -5661,8 +5987,18 @@
           <w:numId w:val="18"/>
         </w:numPr>
       </w:pPr>
-      <w:r>
-        <w:t xml:space="preserve">loadQuestion() — Loads the current question and related activity content. </w:t>
+      <w:proofErr w:type="spellStart"/>
+      <w:proofErr w:type="gramStart"/>
+      <w:r>
+        <w:t>loadQuestion</w:t>
+      </w:r>
+      <w:proofErr w:type="spellEnd"/>
+      <w:r>
+        <w:t>(</w:t>
+      </w:r>
+      <w:proofErr w:type="gramEnd"/>
+      <w:r>
+        <w:t xml:space="preserve">) — Loads the current question and related activity content. </w:t>
       </w:r>
     </w:p>
     <w:p>
@@ -5673,8 +6009,18 @@
           <w:numId w:val="18"/>
         </w:numPr>
       </w:pPr>
-      <w:r>
-        <w:t xml:space="preserve">displayAnswers() — Displays answer choices for the current question. </w:t>
+      <w:proofErr w:type="spellStart"/>
+      <w:proofErr w:type="gramStart"/>
+      <w:r>
+        <w:t>displayAnswers</w:t>
+      </w:r>
+      <w:proofErr w:type="spellEnd"/>
+      <w:r>
+        <w:t>(</w:t>
+      </w:r>
+      <w:proofErr w:type="gramEnd"/>
+      <w:r>
+        <w:t xml:space="preserve">) — Displays answer choices for the current question. </w:t>
       </w:r>
     </w:p>
     <w:p>
@@ -5685,8 +6031,18 @@
           <w:numId w:val="18"/>
         </w:numPr>
       </w:pPr>
-      <w:r>
-        <w:t xml:space="preserve">checkAnswer() — Evaluates the user’s selected answer and returns whether it is correct. </w:t>
+      <w:proofErr w:type="spellStart"/>
+      <w:proofErr w:type="gramStart"/>
+      <w:r>
+        <w:t>checkAnswer</w:t>
+      </w:r>
+      <w:proofErr w:type="spellEnd"/>
+      <w:r>
+        <w:t>(</w:t>
+      </w:r>
+      <w:proofErr w:type="gramEnd"/>
+      <w:r>
+        <w:t xml:space="preserve">) — Evaluates the user’s selected answer and returns whether it is correct. </w:t>
       </w:r>
     </w:p>
     <w:p>
@@ -5697,8 +6053,18 @@
           <w:numId w:val="18"/>
         </w:numPr>
       </w:pPr>
-      <w:r>
-        <w:t xml:space="preserve">displayFeedback() — Displays feedback and explanation content related to the user’s answer. </w:t>
+      <w:proofErr w:type="spellStart"/>
+      <w:proofErr w:type="gramStart"/>
+      <w:r>
+        <w:t>displayFeedback</w:t>
+      </w:r>
+      <w:proofErr w:type="spellEnd"/>
+      <w:r>
+        <w:t>(</w:t>
+      </w:r>
+      <w:proofErr w:type="gramEnd"/>
+      <w:r>
+        <w:t xml:space="preserve">) — Displays feedback and explanation content related to the user’s answer. </w:t>
       </w:r>
     </w:p>
     <w:p>
@@ -5709,8 +6075,18 @@
           <w:numId w:val="18"/>
         </w:numPr>
       </w:pPr>
-      <w:r>
-        <w:t>nextQuestion() — Advances the activity to the next available question.</w:t>
+      <w:proofErr w:type="spellStart"/>
+      <w:proofErr w:type="gramStart"/>
+      <w:r>
+        <w:t>nextQuestion</w:t>
+      </w:r>
+      <w:proofErr w:type="spellEnd"/>
+      <w:r>
+        <w:t>(</w:t>
+      </w:r>
+      <w:proofErr w:type="gramEnd"/>
+      <w:r>
+        <w:t>) — Advances the activity to the next available question.</w:t>
       </w:r>
     </w:p>
     <w:p>
@@ -5777,6 +6153,7 @@
         <w:pStyle w:val="Heading2"/>
       </w:pPr>
       <w:bookmarkStart w:id="37" w:name="_Toc230623067"/>
+      <w:proofErr w:type="spellStart"/>
       <w:r>
         <w:rPr>
           <w:caps w:val="0"/>
@@ -5796,6 +6173,7 @@
         <w:t>age</w:t>
       </w:r>
       <w:bookmarkEnd w:id="37"/>
+      <w:proofErr w:type="spellEnd"/>
     </w:p>
     <w:p>
       <w:pPr>
@@ -5812,7 +6190,15 @@
         </w:rPr>
       </w:pPr>
       <w:r>
-        <w:t xml:space="preserve">The FeedbackPage component displays immediate educational feedback after a user submits an answer during an activity. It reinforces learning by explaining whether the selected response was correct and providing additional </w:t>
+        <w:t xml:space="preserve">The </w:t>
+      </w:r>
+      <w:proofErr w:type="spellStart"/>
+      <w:r>
+        <w:t>FeedbackPage</w:t>
+      </w:r>
+      <w:proofErr w:type="spellEnd"/>
+      <w:r>
+        <w:t xml:space="preserve"> component displays immediate educational feedback after a user submits an answer during an activity. It reinforces learning by explaining whether the selected response was correct and providing additional </w:t>
       </w:r>
       <w:r>
         <w:rPr>
@@ -5905,8 +6291,18 @@
           <w:numId w:val="29"/>
         </w:numPr>
       </w:pPr>
-      <w:r>
-        <w:t xml:space="preserve">showFeedback() — Displays the feedback screen after a user response. </w:t>
+      <w:proofErr w:type="spellStart"/>
+      <w:proofErr w:type="gramStart"/>
+      <w:r>
+        <w:t>showFeedback</w:t>
+      </w:r>
+      <w:proofErr w:type="spellEnd"/>
+      <w:r>
+        <w:t>(</w:t>
+      </w:r>
+      <w:proofErr w:type="gramEnd"/>
+      <w:r>
+        <w:t xml:space="preserve">) — Displays the feedback screen after a user response. </w:t>
       </w:r>
     </w:p>
     <w:p>
@@ -5917,8 +6313,18 @@
           <w:numId w:val="29"/>
         </w:numPr>
       </w:pPr>
-      <w:r>
-        <w:t xml:space="preserve">displayCorrectAnswer() — Displays the correct answer for the current question. </w:t>
+      <w:proofErr w:type="spellStart"/>
+      <w:proofErr w:type="gramStart"/>
+      <w:r>
+        <w:t>displayCorrectAnswer</w:t>
+      </w:r>
+      <w:proofErr w:type="spellEnd"/>
+      <w:r>
+        <w:t>(</w:t>
+      </w:r>
+      <w:proofErr w:type="gramEnd"/>
+      <w:r>
+        <w:t xml:space="preserve">) — Displays the correct answer for the current question. </w:t>
       </w:r>
     </w:p>
     <w:p>
@@ -5929,8 +6335,18 @@
           <w:numId w:val="29"/>
         </w:numPr>
       </w:pPr>
-      <w:r>
-        <w:t xml:space="preserve">displayExplanation() — Displays educational explanation and supporting context. </w:t>
+      <w:proofErr w:type="spellStart"/>
+      <w:proofErr w:type="gramStart"/>
+      <w:r>
+        <w:t>displayExplanation</w:t>
+      </w:r>
+      <w:proofErr w:type="spellEnd"/>
+      <w:r>
+        <w:t>(</w:t>
+      </w:r>
+      <w:proofErr w:type="gramEnd"/>
+      <w:r>
+        <w:t xml:space="preserve">) — Displays educational explanation and supporting context. </w:t>
       </w:r>
     </w:p>
     <w:p>
@@ -5942,8 +6358,18 @@
         </w:numPr>
         <w:spacing w:after="240"/>
       </w:pPr>
-      <w:r>
-        <w:t xml:space="preserve">continueActivity() — Returns control to the activity flow and advances the user forward. </w:t>
+      <w:proofErr w:type="spellStart"/>
+      <w:proofErr w:type="gramStart"/>
+      <w:r>
+        <w:t>continueActivity</w:t>
+      </w:r>
+      <w:proofErr w:type="spellEnd"/>
+      <w:r>
+        <w:t>(</w:t>
+      </w:r>
+      <w:proofErr w:type="gramEnd"/>
+      <w:r>
+        <w:t xml:space="preserve">) — Returns control to the activity flow and advances the user forward. </w:t>
       </w:r>
     </w:p>
     <w:p>
@@ -6009,6 +6435,7 @@
         <w:pStyle w:val="Heading2"/>
       </w:pPr>
       <w:bookmarkStart w:id="38" w:name="_Toc230623068"/>
+      <w:proofErr w:type="spellStart"/>
       <w:r>
         <w:rPr>
           <w:caps w:val="0"/>
@@ -6028,6 +6455,7 @@
         <w:t>age</w:t>
       </w:r>
       <w:bookmarkEnd w:id="38"/>
+      <w:proofErr w:type="spellEnd"/>
     </w:p>
     <w:p>
       <w:pPr>
@@ -6040,7 +6468,15 @@
     </w:p>
     <w:p>
       <w:r>
-        <w:t>The ResourcePage component displays hotline information, educational resources, and external support links related to human trafficking awareness. It provides users with access to additional information and assistance resources after completing activities.</w:t>
+        <w:t xml:space="preserve">The </w:t>
+      </w:r>
+      <w:proofErr w:type="spellStart"/>
+      <w:r>
+        <w:t>ResourcePage</w:t>
+      </w:r>
+      <w:proofErr w:type="spellEnd"/>
+      <w:r>
+        <w:t xml:space="preserve"> component displays hotline information, educational resources, and external support links related to human trafficking awareness. It provides users with access to additional information and assistance resources after completing activities.</w:t>
       </w:r>
     </w:p>
     <w:p>
@@ -6133,8 +6569,18 @@
         </w:numPr>
         <w:spacing w:before="0" w:after="160" w:line="240" w:lineRule="auto"/>
       </w:pPr>
-      <w:r>
-        <w:t xml:space="preserve">displayResources() — Displays available educational resources and support information. </w:t>
+      <w:proofErr w:type="spellStart"/>
+      <w:proofErr w:type="gramStart"/>
+      <w:r>
+        <w:t>displayResources</w:t>
+      </w:r>
+      <w:proofErr w:type="spellEnd"/>
+      <w:r>
+        <w:t>(</w:t>
+      </w:r>
+      <w:proofErr w:type="gramEnd"/>
+      <w:r>
+        <w:t xml:space="preserve">) — Displays available educational resources and support information. </w:t>
       </w:r>
     </w:p>
     <w:p>
@@ -6146,8 +6592,18 @@
         </w:numPr>
         <w:spacing w:before="0" w:after="160" w:line="240" w:lineRule="auto"/>
       </w:pPr>
-      <w:r>
-        <w:t xml:space="preserve">openResourceLink() — Opens an external resource or support website. </w:t>
+      <w:proofErr w:type="spellStart"/>
+      <w:proofErr w:type="gramStart"/>
+      <w:r>
+        <w:t>openResourceLink</w:t>
+      </w:r>
+      <w:proofErr w:type="spellEnd"/>
+      <w:r>
+        <w:t>(</w:t>
+      </w:r>
+      <w:proofErr w:type="gramEnd"/>
+      <w:r>
+        <w:t xml:space="preserve">) — Opens an external resource or support website. </w:t>
       </w:r>
     </w:p>
     <w:p>
@@ -6159,8 +6615,18 @@
         </w:numPr>
         <w:spacing w:before="0" w:after="160" w:line="240" w:lineRule="auto"/>
       </w:pPr>
-      <w:r>
-        <w:t xml:space="preserve">displayHotlineInfo() — Displays hotline numbers and emergency contact information. </w:t>
+      <w:proofErr w:type="spellStart"/>
+      <w:proofErr w:type="gramStart"/>
+      <w:r>
+        <w:t>displayHotlineInfo</w:t>
+      </w:r>
+      <w:proofErr w:type="spellEnd"/>
+      <w:r>
+        <w:t>(</w:t>
+      </w:r>
+      <w:proofErr w:type="gramEnd"/>
+      <w:r>
+        <w:t xml:space="preserve">) — Displays hotline numbers and emergency contact information. </w:t>
       </w:r>
     </w:p>
     <w:p>
@@ -6172,8 +6638,18 @@
         </w:numPr>
         <w:spacing w:before="0" w:after="240" w:line="240" w:lineRule="auto"/>
       </w:pPr>
-      <w:r>
-        <w:t>returnToMenu() — Returns the user to the main activity flow or menu.</w:t>
+      <w:proofErr w:type="spellStart"/>
+      <w:proofErr w:type="gramStart"/>
+      <w:r>
+        <w:t>returnToMenu</w:t>
+      </w:r>
+      <w:proofErr w:type="spellEnd"/>
+      <w:r>
+        <w:t>(</w:t>
+      </w:r>
+      <w:proofErr w:type="gramEnd"/>
+      <w:r>
+        <w:t>) — Returns the user to the main activity flow or menu.</w:t>
       </w:r>
     </w:p>
     <w:p>
@@ -6266,7 +6742,15 @@
         </w:rPr>
       </w:pPr>
       <w:r>
-        <w:t xml:space="preserve">The AvatarGuide component manages the visual guide character used throughout the application. It displays instructional dialogue, reacts to user interaction, and helps create a guided and engaging experience during </w:t>
+        <w:t xml:space="preserve">The </w:t>
+      </w:r>
+      <w:proofErr w:type="spellStart"/>
+      <w:r>
+        <w:t>AvatarGuide</w:t>
+      </w:r>
+      <w:proofErr w:type="spellEnd"/>
+      <w:r>
+        <w:t xml:space="preserve"> component manages the visual guide character used throughout the application. It displays instructional dialogue, reacts to user interaction, and helps create a guided and engaging experience during </w:t>
       </w:r>
       <w:r>
         <w:rPr>
@@ -6365,8 +6849,18 @@
         </w:numPr>
         <w:spacing w:before="0" w:after="160" w:line="240" w:lineRule="auto"/>
       </w:pPr>
-      <w:r>
-        <w:t xml:space="preserve">displayMessage() — Displays dialogue or instructional text associated with the avatar. </w:t>
+      <w:proofErr w:type="spellStart"/>
+      <w:proofErr w:type="gramStart"/>
+      <w:r>
+        <w:t>displayMessage</w:t>
+      </w:r>
+      <w:proofErr w:type="spellEnd"/>
+      <w:r>
+        <w:t>(</w:t>
+      </w:r>
+      <w:proofErr w:type="gramEnd"/>
+      <w:r>
+        <w:t xml:space="preserve">) — Displays dialogue or instructional text associated with the avatar. </w:t>
       </w:r>
     </w:p>
     <w:p>
@@ -6378,8 +6872,18 @@
         </w:numPr>
         <w:spacing w:before="0" w:after="160" w:line="240" w:lineRule="auto"/>
       </w:pPr>
-      <w:r>
-        <w:t xml:space="preserve">changeExpression() — Changes the avatar’s visual expression or reaction state. </w:t>
+      <w:proofErr w:type="spellStart"/>
+      <w:proofErr w:type="gramStart"/>
+      <w:r>
+        <w:t>changeExpression</w:t>
+      </w:r>
+      <w:proofErr w:type="spellEnd"/>
+      <w:r>
+        <w:t>(</w:t>
+      </w:r>
+      <w:proofErr w:type="gramEnd"/>
+      <w:r>
+        <w:t xml:space="preserve">) — Changes the avatar’s visual expression or reaction state. </w:t>
       </w:r>
     </w:p>
     <w:p>
@@ -6391,8 +6895,18 @@
         </w:numPr>
         <w:spacing w:before="0" w:after="160" w:line="240" w:lineRule="auto"/>
       </w:pPr>
-      <w:r>
-        <w:t xml:space="preserve">showReaction() — Displays positive, corrective, or neutral reactions based on user interaction. </w:t>
+      <w:proofErr w:type="spellStart"/>
+      <w:proofErr w:type="gramStart"/>
+      <w:r>
+        <w:t>showReaction</w:t>
+      </w:r>
+      <w:proofErr w:type="spellEnd"/>
+      <w:r>
+        <w:t>(</w:t>
+      </w:r>
+      <w:proofErr w:type="gramEnd"/>
+      <w:r>
+        <w:t xml:space="preserve">) — Displays positive, corrective, or neutral reactions based on user interaction. </w:t>
       </w:r>
     </w:p>
     <w:p>
@@ -6404,8 +6918,18 @@
         </w:numPr>
         <w:spacing w:before="0" w:after="240" w:line="240" w:lineRule="auto"/>
       </w:pPr>
-      <w:r>
-        <w:t xml:space="preserve">resetAvatar() — Returns the avatar to its default state. </w:t>
+      <w:proofErr w:type="spellStart"/>
+      <w:proofErr w:type="gramStart"/>
+      <w:r>
+        <w:t>resetAvatar</w:t>
+      </w:r>
+      <w:proofErr w:type="spellEnd"/>
+      <w:r>
+        <w:t>(</w:t>
+      </w:r>
+      <w:proofErr w:type="gramEnd"/>
+      <w:r>
+        <w:t xml:space="preserve">) — Returns the avatar to its default state. </w:t>
       </w:r>
     </w:p>
     <w:p>
@@ -6472,6 +6996,7 @@
         <w:pStyle w:val="Heading2"/>
       </w:pPr>
       <w:bookmarkStart w:id="40" w:name="_Toc230623070"/>
+      <w:proofErr w:type="spellStart"/>
       <w:r>
         <w:rPr>
           <w:caps w:val="0"/>
@@ -6503,6 +7028,7 @@
         <w:t>oader</w:t>
       </w:r>
       <w:bookmarkEnd w:id="40"/>
+      <w:proofErr w:type="spellEnd"/>
     </w:p>
     <w:p>
       <w:pPr>
@@ -6514,7 +7040,15 @@
     </w:p>
     <w:p>
       <w:r>
-        <w:t>The JSONContentLoader component manages retrieval and processing of structured educational content used throughout the application. It loads activity data, questions, answers, explanations, and resource information from JSON-based content files.</w:t>
+        <w:t xml:space="preserve">The </w:t>
+      </w:r>
+      <w:proofErr w:type="spellStart"/>
+      <w:r>
+        <w:t>JSONContentLoader</w:t>
+      </w:r>
+      <w:proofErr w:type="spellEnd"/>
+      <w:r>
+        <w:t xml:space="preserve"> component manages retrieval and processing of structured educational content used throughout the application. It loads activity data, questions, answers, explanations, and resource information from JSON-based content files.</w:t>
       </w:r>
     </w:p>
     <w:p>
@@ -6557,8 +7091,13 @@
           <w:numId w:val="30"/>
         </w:numPr>
       </w:pPr>
-      <w:r>
-        <w:t xml:space="preserve">Retrieve educational resource information </w:t>
+      <w:proofErr w:type="gramStart"/>
+      <w:r>
+        <w:t>Retrieve</w:t>
+      </w:r>
+      <w:proofErr w:type="gramEnd"/>
+      <w:r>
+        <w:t xml:space="preserve"> educational resource information </w:t>
       </w:r>
     </w:p>
     <w:p>
@@ -6601,8 +7140,18 @@
           <w:numId w:val="31"/>
         </w:numPr>
       </w:pPr>
-      <w:r>
-        <w:t xml:space="preserve">loadJSON() — Loads JSON content files into the application. </w:t>
+      <w:proofErr w:type="spellStart"/>
+      <w:proofErr w:type="gramStart"/>
+      <w:r>
+        <w:t>loadJSON</w:t>
+      </w:r>
+      <w:proofErr w:type="spellEnd"/>
+      <w:r>
+        <w:t>(</w:t>
+      </w:r>
+      <w:proofErr w:type="gramEnd"/>
+      <w:r>
+        <w:t xml:space="preserve">) — Loads JSON content files into the application. </w:t>
       </w:r>
     </w:p>
     <w:p>
@@ -6613,8 +7162,18 @@
           <w:numId w:val="31"/>
         </w:numPr>
       </w:pPr>
-      <w:r>
-        <w:t xml:space="preserve">getQuestions() — Retrieves question and answer data for activities. </w:t>
+      <w:proofErr w:type="spellStart"/>
+      <w:proofErr w:type="gramStart"/>
+      <w:r>
+        <w:t>getQuestions</w:t>
+      </w:r>
+      <w:proofErr w:type="spellEnd"/>
+      <w:r>
+        <w:t>(</w:t>
+      </w:r>
+      <w:proofErr w:type="gramEnd"/>
+      <w:r>
+        <w:t xml:space="preserve">) — Retrieves question and answer data for activities. </w:t>
       </w:r>
     </w:p>
     <w:p>
@@ -6625,8 +7184,18 @@
           <w:numId w:val="31"/>
         </w:numPr>
       </w:pPr>
-      <w:r>
-        <w:t xml:space="preserve">getResources() — Retrieves educational resources and support information. </w:t>
+      <w:proofErr w:type="spellStart"/>
+      <w:proofErr w:type="gramStart"/>
+      <w:r>
+        <w:t>getResources</w:t>
+      </w:r>
+      <w:proofErr w:type="spellEnd"/>
+      <w:r>
+        <w:t>(</w:t>
+      </w:r>
+      <w:proofErr w:type="gramEnd"/>
+      <w:r>
+        <w:t xml:space="preserve">) — Retrieves educational resources and support information. </w:t>
       </w:r>
     </w:p>
     <w:p>
@@ -6638,8 +7207,18 @@
         </w:numPr>
         <w:spacing w:after="240"/>
       </w:pPr>
-      <w:r>
-        <w:t>parseContent() — Processes structured JSON data into application-ready objects.</w:t>
+      <w:proofErr w:type="spellStart"/>
+      <w:proofErr w:type="gramStart"/>
+      <w:r>
+        <w:t>parseContent</w:t>
+      </w:r>
+      <w:proofErr w:type="spellEnd"/>
+      <w:r>
+        <w:t>(</w:t>
+      </w:r>
+      <w:proofErr w:type="gramEnd"/>
+      <w:r>
+        <w:t>) — Processes structured JSON data into application-ready objects.</w:t>
       </w:r>
     </w:p>
     <w:p>
@@ -6817,8 +7396,18 @@
         </w:numPr>
         <w:spacing w:before="0" w:after="160" w:line="240" w:lineRule="auto"/>
       </w:pPr>
-      <w:r>
-        <w:t xml:space="preserve">startActivity() — Initializes and begins the selected activity. </w:t>
+      <w:proofErr w:type="spellStart"/>
+      <w:proofErr w:type="gramStart"/>
+      <w:r>
+        <w:t>startActivity</w:t>
+      </w:r>
+      <w:proofErr w:type="spellEnd"/>
+      <w:r>
+        <w:t>(</w:t>
+      </w:r>
+      <w:proofErr w:type="gramEnd"/>
+      <w:r>
+        <w:t xml:space="preserve">) — Initializes and begins the selected activity. </w:t>
       </w:r>
     </w:p>
     <w:p>
@@ -6830,8 +7419,18 @@
         </w:numPr>
         <w:spacing w:before="0" w:after="160" w:line="240" w:lineRule="auto"/>
       </w:pPr>
-      <w:r>
-        <w:t xml:space="preserve">endActivity() — Ends the current activity and finalizes the activity session. </w:t>
+      <w:proofErr w:type="spellStart"/>
+      <w:proofErr w:type="gramStart"/>
+      <w:r>
+        <w:t>endActivity</w:t>
+      </w:r>
+      <w:proofErr w:type="spellEnd"/>
+      <w:r>
+        <w:t>(</w:t>
+      </w:r>
+      <w:proofErr w:type="gramEnd"/>
+      <w:r>
+        <w:t xml:space="preserve">) — Ends the current activity and finalizes the activity session. </w:t>
       </w:r>
     </w:p>
     <w:p>
@@ -6843,8 +7442,18 @@
         </w:numPr>
         <w:spacing w:before="0" w:after="160" w:line="240" w:lineRule="auto"/>
       </w:pPr>
-      <w:r>
-        <w:t xml:space="preserve">getQuestionList() — Retrieves the collection of questions associated with the activity. </w:t>
+      <w:proofErr w:type="spellStart"/>
+      <w:proofErr w:type="gramStart"/>
+      <w:r>
+        <w:t>getQuestionList</w:t>
+      </w:r>
+      <w:proofErr w:type="spellEnd"/>
+      <w:r>
+        <w:t>(</w:t>
+      </w:r>
+      <w:proofErr w:type="gramEnd"/>
+      <w:r>
+        <w:t xml:space="preserve">) — Retrieves the collection of questions associated with the activity. </w:t>
       </w:r>
     </w:p>
     <w:p>
@@ -6856,8 +7465,18 @@
         </w:numPr>
         <w:spacing w:before="0" w:after="240" w:line="240" w:lineRule="auto"/>
       </w:pPr>
-      <w:r>
-        <w:t>getActivityType() — Retrieves the activity classification or category.</w:t>
+      <w:proofErr w:type="spellStart"/>
+      <w:proofErr w:type="gramStart"/>
+      <w:r>
+        <w:t>getActivityType</w:t>
+      </w:r>
+      <w:proofErr w:type="spellEnd"/>
+      <w:r>
+        <w:t>(</w:t>
+      </w:r>
+      <w:proofErr w:type="gramEnd"/>
+      <w:r>
+        <w:t>) — Retrieves the activity classification or category.</w:t>
       </w:r>
     </w:p>
     <w:p>
@@ -7034,8 +7653,18 @@
         </w:numPr>
         <w:spacing w:before="0" w:after="160" w:line="240" w:lineRule="auto"/>
       </w:pPr>
-      <w:r>
-        <w:t xml:space="preserve">validateAnswer() — Evaluates whether the selected answer matches the correct answer. </w:t>
+      <w:proofErr w:type="spellStart"/>
+      <w:proofErr w:type="gramStart"/>
+      <w:r>
+        <w:t>validateAnswer</w:t>
+      </w:r>
+      <w:proofErr w:type="spellEnd"/>
+      <w:r>
+        <w:t>(</w:t>
+      </w:r>
+      <w:proofErr w:type="gramEnd"/>
+      <w:r>
+        <w:t xml:space="preserve">) — Evaluates whether the selected answer matches the correct answer. </w:t>
       </w:r>
     </w:p>
     <w:p>
@@ -7047,8 +7676,18 @@
         </w:numPr>
         <w:spacing w:before="0" w:after="160" w:line="240" w:lineRule="auto"/>
       </w:pPr>
-      <w:r>
-        <w:t xml:space="preserve">getQuestionText() — Retrieves the current question content. </w:t>
+      <w:proofErr w:type="spellStart"/>
+      <w:proofErr w:type="gramStart"/>
+      <w:r>
+        <w:t>getQuestionText</w:t>
+      </w:r>
+      <w:proofErr w:type="spellEnd"/>
+      <w:r>
+        <w:t>(</w:t>
+      </w:r>
+      <w:proofErr w:type="gramEnd"/>
+      <w:r>
+        <w:t xml:space="preserve">) — Retrieves the current question content. </w:t>
       </w:r>
     </w:p>
     <w:p>
@@ -7060,8 +7699,18 @@
         </w:numPr>
         <w:spacing w:before="0" w:after="160" w:line="240" w:lineRule="auto"/>
       </w:pPr>
-      <w:r>
-        <w:t xml:space="preserve">getAnswerOptions() — Retrieves available answer choices. </w:t>
+      <w:proofErr w:type="spellStart"/>
+      <w:proofErr w:type="gramStart"/>
+      <w:r>
+        <w:t>getAnswerOptions</w:t>
+      </w:r>
+      <w:proofErr w:type="spellEnd"/>
+      <w:r>
+        <w:t>(</w:t>
+      </w:r>
+      <w:proofErr w:type="gramEnd"/>
+      <w:r>
+        <w:t xml:space="preserve">) — Retrieves available answer choices. </w:t>
       </w:r>
     </w:p>
     <w:p>
@@ -7073,8 +7722,18 @@
         </w:numPr>
         <w:spacing w:before="0" w:after="240" w:line="240" w:lineRule="auto"/>
       </w:pPr>
-      <w:r>
-        <w:t>getFeedback() — Retrieves educational feedback associated with the question.</w:t>
+      <w:proofErr w:type="spellStart"/>
+      <w:proofErr w:type="gramStart"/>
+      <w:r>
+        <w:t>getFeedback</w:t>
+      </w:r>
+      <w:proofErr w:type="spellEnd"/>
+      <w:r>
+        <w:t>(</w:t>
+      </w:r>
+      <w:proofErr w:type="gramEnd"/>
+      <w:r>
+        <w:t>) — Retrieves educational feedback associated with the question.</w:t>
       </w:r>
     </w:p>
     <w:p>
@@ -7141,6 +7800,7 @@
         <w:pStyle w:val="Heading2"/>
       </w:pPr>
       <w:bookmarkStart w:id="43" w:name="_Toc230623073"/>
+      <w:proofErr w:type="spellStart"/>
       <w:r>
         <w:rPr>
           <w:caps w:val="0"/>
@@ -7160,6 +7820,7 @@
         <w:t>ption</w:t>
       </w:r>
       <w:bookmarkEnd w:id="43"/>
+      <w:proofErr w:type="spellEnd"/>
     </w:p>
     <w:p>
       <w:pPr>
@@ -7171,7 +7832,15 @@
     </w:p>
     <w:p>
       <w:r>
-        <w:t>The AnswerOption component represents an individual selectable answer associated with a question. It stores the displayed answer text and whether the option represents the correct response.</w:t>
+        <w:t xml:space="preserve">The </w:t>
+      </w:r>
+      <w:proofErr w:type="spellStart"/>
+      <w:r>
+        <w:t>AnswerOption</w:t>
+      </w:r>
+      <w:proofErr w:type="spellEnd"/>
+      <w:r>
+        <w:t xml:space="preserve"> component represents an individual selectable answer associated with a question. It stores the displayed answer text and whether the option represents the correct response.</w:t>
       </w:r>
     </w:p>
     <w:p>
@@ -7204,8 +7873,13 @@
         </w:numPr>
         <w:spacing w:before="0" w:after="160" w:line="240" w:lineRule="auto"/>
       </w:pPr>
-      <w:r>
-        <w:t xml:space="preserve">Store correct/incorrect status </w:t>
+      <w:proofErr w:type="gramStart"/>
+      <w:r>
+        <w:t>Store</w:t>
+      </w:r>
+      <w:proofErr w:type="gramEnd"/>
+      <w:r>
+        <w:t xml:space="preserve"> correct/incorrect status </w:t>
       </w:r>
     </w:p>
     <w:p>
@@ -7251,8 +7925,18 @@
         </w:numPr>
         <w:spacing w:before="0"/>
       </w:pPr>
-      <w:r>
-        <w:t xml:space="preserve">selectOption() — Registers the selected answer option during user interaction. </w:t>
+      <w:proofErr w:type="spellStart"/>
+      <w:proofErr w:type="gramStart"/>
+      <w:r>
+        <w:t>selectOption</w:t>
+      </w:r>
+      <w:proofErr w:type="spellEnd"/>
+      <w:r>
+        <w:t>(</w:t>
+      </w:r>
+      <w:proofErr w:type="gramEnd"/>
+      <w:r>
+        <w:t xml:space="preserve">) — Registers the selected answer option during user interaction. </w:t>
       </w:r>
     </w:p>
     <w:p>
@@ -7264,8 +7948,18 @@
         </w:numPr>
         <w:spacing w:before="0"/>
       </w:pPr>
-      <w:r>
-        <w:t xml:space="preserve">getAnswerText() — Retrieves the displayed answer text. </w:t>
+      <w:proofErr w:type="spellStart"/>
+      <w:proofErr w:type="gramStart"/>
+      <w:r>
+        <w:t>getAnswerText</w:t>
+      </w:r>
+      <w:proofErr w:type="spellEnd"/>
+      <w:r>
+        <w:t>(</w:t>
+      </w:r>
+      <w:proofErr w:type="gramEnd"/>
+      <w:r>
+        <w:t xml:space="preserve">) — Retrieves the displayed answer text. </w:t>
       </w:r>
     </w:p>
     <w:p>
@@ -7277,8 +7971,18 @@
         </w:numPr>
         <w:spacing w:before="0" w:after="240"/>
       </w:pPr>
-      <w:r>
-        <w:t>checkCorrectness() — Returns whether the answer option is correct.</w:t>
+      <w:proofErr w:type="spellStart"/>
+      <w:proofErr w:type="gramStart"/>
+      <w:r>
+        <w:t>checkCorrectness</w:t>
+      </w:r>
+      <w:proofErr w:type="spellEnd"/>
+      <w:r>
+        <w:t>(</w:t>
+      </w:r>
+      <w:proofErr w:type="gramEnd"/>
+      <w:r>
+        <w:t>) — Returns whether the answer option is correct.</w:t>
       </w:r>
     </w:p>
     <w:p>
@@ -7341,7 +8045,31 @@
     </w:p>
     <w:p>
       <w:r>
-        <w:t>The following UML relationship diagram illustrates the primary user interface and navigation relationships between frontend application components. The NavigationController component manages movement between major application screens, while ActivityPage and FeedbackPage interact with the AvatarGuide component to support guided user interaction and educational feedback.</w:t>
+        <w:t xml:space="preserve">The following UML relationship diagram illustrates the primary user interface and navigation relationships between frontend application components. The </w:t>
+      </w:r>
+      <w:proofErr w:type="spellStart"/>
+      <w:r>
+        <w:t>NavigationController</w:t>
+      </w:r>
+      <w:proofErr w:type="spellEnd"/>
+      <w:r>
+        <w:t xml:space="preserve"> component manages movement between major application screens, while ActivityPage and </w:t>
+      </w:r>
+      <w:proofErr w:type="spellStart"/>
+      <w:r>
+        <w:t>FeedbackPage</w:t>
+      </w:r>
+      <w:proofErr w:type="spellEnd"/>
+      <w:r>
+        <w:t xml:space="preserve"> interact with the </w:t>
+      </w:r>
+      <w:proofErr w:type="spellStart"/>
+      <w:r>
+        <w:t>AvatarGuide</w:t>
+      </w:r>
+      <w:proofErr w:type="spellEnd"/>
+      <w:r>
+        <w:t xml:space="preserve"> component to support guided user interaction and educational feedback.</w:t>
       </w:r>
     </w:p>
     <w:p>
@@ -7468,7 +8196,15 @@
     </w:p>
     <w:p>
       <w:r>
-        <w:t>The following UML relationship diagram illustrates how frontend application components retrieve structured educational content through the JSONContentLoader component. The loader component accesses external JSON content files containing activity questions, answers, educational explanations, and resource information.</w:t>
+        <w:t xml:space="preserve">The following UML relationship diagram illustrates how frontend application components retrieve structured educational content through the </w:t>
+      </w:r>
+      <w:proofErr w:type="spellStart"/>
+      <w:r>
+        <w:t>JSONContentLoader</w:t>
+      </w:r>
+      <w:proofErr w:type="spellEnd"/>
+      <w:r>
+        <w:t xml:space="preserve"> component. The loader component accesses external JSON content files containing activity questions, answers, educational explanations, and resource information.</w:t>
       </w:r>
     </w:p>
     <w:p>
@@ -7549,7 +8285,23 @@
         <w:spacing w:line="0" w:lineRule="atLeast"/>
       </w:pPr>
       <w:r>
-        <w:t>The following use cases define the planned testing approach for the Spot the Signs awareness application. These use cases were developed from the user interface design, system architecture, and project requirements documented in this Software Design Document. They describe both normal user interactions and abnormal situations that may occur while using the application.</w:t>
+        <w:t xml:space="preserve">The </w:t>
+      </w:r>
+      <w:proofErr w:type="gramStart"/>
+      <w:r>
+        <w:t>following use</w:t>
+      </w:r>
+      <w:proofErr w:type="gramEnd"/>
+      <w:r>
+        <w:t xml:space="preserve"> cases define the planned testing approach for the Spot the Signs awareness application. </w:t>
+      </w:r>
+      <w:proofErr w:type="gramStart"/>
+      <w:r>
+        <w:t>These use</w:t>
+      </w:r>
+      <w:proofErr w:type="gramEnd"/>
+      <w:r>
+        <w:t xml:space="preserve"> cases were developed from the user interface design, system architecture, and project requirements documented in this Software Design Document. They describe both normal user interactions and abnormal situations that may occur while using the application.</w:t>
       </w:r>
     </w:p>
     <w:p>
@@ -7566,16 +8318,40 @@
         <w:spacing w:line="0" w:lineRule="atLeast"/>
       </w:pPr>
       <w:r>
-        <w:t>The t</w:t>
-      </w:r>
-      <w:r>
-        <w:t xml:space="preserve">esting for </w:t>
+        <w:t xml:space="preserve">The </w:t>
+      </w:r>
+      <w:proofErr w:type="gramStart"/>
+      <w:r>
+        <w:t>t</w:t>
+      </w:r>
+      <w:r>
+        <w:t>esting for</w:t>
+      </w:r>
+      <w:proofErr w:type="gramEnd"/>
+      <w:r>
+        <w:t xml:space="preserve"> </w:t>
       </w:r>
       <w:r>
         <w:t xml:space="preserve">has </w:t>
       </w:r>
       <w:r>
-        <w:t>a three-tier approach. Unit testing verifies that individual components such as JSONContentLoader, ActivityPage, Question, and AnswerOption function correctly on their own. Integration testing then confirms that these tested components work together as intended, verifying that content loads correctly into activities, that user selections are evaluated properly, and that navigation between screens functions as designed. Finally, validation testing uses the use cases below to confirm that the completed application meets the requirements and expectations described in this Software Design Document</w:t>
+        <w:t xml:space="preserve">a three-tier approach. Unit testing verifies that individual components such as </w:t>
+      </w:r>
+      <w:proofErr w:type="spellStart"/>
+      <w:r>
+        <w:t>JSONContentLoader</w:t>
+      </w:r>
+      <w:proofErr w:type="spellEnd"/>
+      <w:r>
+        <w:t xml:space="preserve">, ActivityPage, Question, and </w:t>
+      </w:r>
+      <w:proofErr w:type="spellStart"/>
+      <w:r>
+        <w:t>AnswerOption</w:t>
+      </w:r>
+      <w:proofErr w:type="spellEnd"/>
+      <w:r>
+        <w:t xml:space="preserve"> function correctly on their own. Integration testing then confirms that these tested components work together as intended, verifying that content loads correctly into activities, that user selections are evaluated properly, and that navigation between screens functions as designed. Finally, validation testing uses the use cases below to confirm that the completed application meets the requirements and expectations described in this Software Design Document</w:t>
       </w:r>
     </w:p>
     <w:tbl>
@@ -7953,8 +8729,13 @@
               <w:pStyle w:val="bull"/>
               <w:cnfStyle w:val="000000000000" w:firstRow="0" w:lastRow="0" w:firstColumn="0" w:lastColumn="0" w:oddVBand="0" w:evenVBand="0" w:oddHBand="0" w:evenHBand="0" w:firstRowFirstColumn="0" w:firstRowLastColumn="0" w:lastRowFirstColumn="0" w:lastRowLastColumn="0"/>
             </w:pPr>
-            <w:r>
-              <w:t>User can begin interacting with the system.</w:t>
+            <w:proofErr w:type="gramStart"/>
+            <w:r>
+              <w:t>User</w:t>
+            </w:r>
+            <w:proofErr w:type="gramEnd"/>
+            <w:r>
+              <w:t xml:space="preserve"> can begin interacting with the system.</w:t>
             </w:r>
           </w:p>
         </w:tc>
@@ -8174,8 +8955,13 @@
               <w:pStyle w:val="bull2"/>
               <w:cnfStyle w:val="000000000000" w:firstRow="0" w:lastRow="0" w:firstColumn="0" w:lastColumn="0" w:oddVBand="0" w:evenVBand="0" w:oddHBand="0" w:evenHBand="0" w:firstRowFirstColumn="0" w:firstRowLastColumn="0" w:lastRowFirstColumn="0" w:lastRowLastColumn="0"/>
             </w:pPr>
-            <w:r>
-              <w:t xml:space="preserve">User is unable to scan the QR code. </w:t>
+            <w:proofErr w:type="gramStart"/>
+            <w:r>
+              <w:t>User is</w:t>
+            </w:r>
+            <w:proofErr w:type="gramEnd"/>
+            <w:r>
+              <w:t xml:space="preserve"> unable to scan the QR code. </w:t>
             </w:r>
           </w:p>
           <w:p>
@@ -8233,8 +9019,13 @@
               <w:pStyle w:val="bull2"/>
               <w:cnfStyle w:val="000000000000" w:firstRow="0" w:lastRow="0" w:firstColumn="0" w:lastColumn="0" w:oddVBand="0" w:evenVBand="0" w:oddHBand="0" w:evenHBand="0" w:firstRowFirstColumn="0" w:firstRowLastColumn="0" w:lastRowFirstColumn="0" w:lastRowLastColumn="0"/>
             </w:pPr>
-            <w:r>
-              <w:t xml:space="preserve">Facilitator may provide a device with connectivity. </w:t>
+            <w:proofErr w:type="gramStart"/>
+            <w:r>
+              <w:t>Facilitator</w:t>
+            </w:r>
+            <w:proofErr w:type="gramEnd"/>
+            <w:r>
+              <w:t xml:space="preserve"> may provide a device with connectivity. </w:t>
             </w:r>
           </w:p>
           <w:p>
@@ -8274,8 +9065,13 @@
               <w:pStyle w:val="bull2"/>
               <w:cnfStyle w:val="000000000000" w:firstRow="0" w:lastRow="0" w:firstColumn="0" w:lastColumn="0" w:oddVBand="0" w:evenVBand="0" w:oddHBand="0" w:evenHBand="0" w:firstRowFirstColumn="0" w:firstRowLastColumn="0" w:lastRowFirstColumn="0" w:lastRowLastColumn="0"/>
             </w:pPr>
-            <w:r>
-              <w:t xml:space="preserve">User may retry later or use a backup device. </w:t>
+            <w:proofErr w:type="gramStart"/>
+            <w:r>
+              <w:t>User</w:t>
+            </w:r>
+            <w:proofErr w:type="gramEnd"/>
+            <w:r>
+              <w:t xml:space="preserve"> may retry later or use a backup device. </w:t>
             </w:r>
           </w:p>
           <w:p>
@@ -8316,7 +9112,15 @@
               <w:cnfStyle w:val="000000000000" w:firstRow="0" w:lastRow="0" w:firstColumn="0" w:lastColumn="0" w:oddVBand="0" w:evenVBand="0" w:oddHBand="0" w:evenHBand="0" w:firstRowFirstColumn="0" w:firstRowLastColumn="0" w:lastRowFirstColumn="0" w:lastRowLastColumn="0"/>
             </w:pPr>
             <w:r>
-              <w:t>User attempts access again.</w:t>
+              <w:t xml:space="preserve">User attempts </w:t>
+            </w:r>
+            <w:proofErr w:type="gramStart"/>
+            <w:r>
+              <w:t>access</w:t>
+            </w:r>
+            <w:proofErr w:type="gramEnd"/>
+            <w:r>
+              <w:t xml:space="preserve"> again.</w:t>
             </w:r>
           </w:p>
         </w:tc>
@@ -8924,7 +9728,15 @@
               <w:cnfStyle w:val="000000100000" w:firstRow="0" w:lastRow="0" w:firstColumn="0" w:lastColumn="0" w:oddVBand="0" w:evenVBand="0" w:oddHBand="1" w:evenHBand="0" w:firstRowFirstColumn="0" w:firstRowLastColumn="0" w:lastRowFirstColumn="0" w:lastRowLastColumn="0"/>
             </w:pPr>
             <w:r>
-              <w:t>User is able to proceed to the next screen.</w:t>
+              <w:t xml:space="preserve">User </w:t>
+            </w:r>
+            <w:proofErr w:type="gramStart"/>
+            <w:r>
+              <w:t>is able to</w:t>
+            </w:r>
+            <w:proofErr w:type="gramEnd"/>
+            <w:r>
+              <w:t xml:space="preserve"> proceed to the next screen.</w:t>
             </w:r>
           </w:p>
         </w:tc>
@@ -9087,8 +9899,13 @@
               <w:pStyle w:val="bull2"/>
               <w:cnfStyle w:val="000000100000" w:firstRow="0" w:lastRow="0" w:firstColumn="0" w:lastColumn="0" w:oddVBand="0" w:evenVBand="0" w:oddHBand="1" w:evenHBand="0" w:firstRowFirstColumn="0" w:firstRowLastColumn="0" w:lastRowFirstColumn="0" w:lastRowLastColumn="0"/>
             </w:pPr>
-            <w:r>
-              <w:t>User may refresh the page or return to the previous screen.</w:t>
+            <w:proofErr w:type="gramStart"/>
+            <w:r>
+              <w:t>User</w:t>
+            </w:r>
+            <w:proofErr w:type="gramEnd"/>
+            <w:r>
+              <w:t xml:space="preserve"> may refresh the page or return to the previous screen.</w:t>
             </w:r>
           </w:p>
           <w:p>
@@ -9111,7 +9928,15 @@
               <w:cnfStyle w:val="000000100000" w:firstRow="0" w:lastRow="0" w:firstColumn="0" w:lastColumn="0" w:oddVBand="0" w:evenVBand="0" w:oddHBand="1" w:evenHBand="0" w:firstRowFirstColumn="0" w:firstRowLastColumn="0" w:lastRowFirstColumn="0" w:lastRowLastColumn="0"/>
             </w:pPr>
             <w:r>
-              <w:t>System displays a default avatar image or placeholder graphic.</w:t>
+              <w:t xml:space="preserve">System displays a default avatar image or placeholder </w:t>
+            </w:r>
+            <w:proofErr w:type="gramStart"/>
+            <w:r>
+              <w:t>graphic</w:t>
+            </w:r>
+            <w:proofErr w:type="gramEnd"/>
+            <w:r>
+              <w:t>.</w:t>
             </w:r>
           </w:p>
           <w:p>
@@ -9119,11 +9944,16 @@
               <w:pStyle w:val="bull2"/>
               <w:cnfStyle w:val="000000100000" w:firstRow="0" w:lastRow="0" w:firstColumn="0" w:lastColumn="0" w:oddVBand="0" w:evenVBand="0" w:oddHBand="1" w:evenHBand="0" w:firstRowFirstColumn="0" w:firstRowLastColumn="0" w:lastRowFirstColumn="0" w:lastRowLastColumn="0"/>
             </w:pPr>
+            <w:proofErr w:type="gramStart"/>
             <w:r>
               <w:t>U</w:t>
             </w:r>
             <w:r>
-              <w:t>ser may continue using the application.</w:t>
+              <w:t>ser</w:t>
+            </w:r>
+            <w:proofErr w:type="gramEnd"/>
+            <w:r>
+              <w:t xml:space="preserve"> may continue using the application.</w:t>
             </w:r>
           </w:p>
           <w:p>
@@ -9177,8 +10007,13 @@
               <w:pStyle w:val="bull2"/>
               <w:cnfStyle w:val="000000100000" w:firstRow="0" w:lastRow="0" w:firstColumn="0" w:lastColumn="0" w:oddVBand="0" w:evenVBand="0" w:oddHBand="1" w:evenHBand="0" w:firstRowFirstColumn="0" w:firstRowLastColumn="0" w:lastRowFirstColumn="0" w:lastRowLastColumn="0"/>
             </w:pPr>
-            <w:r>
-              <w:t>Introduction screen reloads.</w:t>
+            <w:proofErr w:type="gramStart"/>
+            <w:r>
+              <w:t>Introduction</w:t>
+            </w:r>
+            <w:proofErr w:type="gramEnd"/>
+            <w:r>
+              <w:t xml:space="preserve"> screen reloads.</w:t>
             </w:r>
           </w:p>
           <w:p>
@@ -9746,8 +10581,13 @@
               <w:pStyle w:val="bulletz"/>
               <w:cnfStyle w:val="000000100000" w:firstRow="0" w:lastRow="0" w:firstColumn="0" w:lastColumn="0" w:oddVBand="0" w:evenVBand="0" w:oddHBand="1" w:evenHBand="0" w:firstRowFirstColumn="0" w:firstRowLastColumn="0" w:lastRowFirstColumn="0" w:lastRowLastColumn="0"/>
             </w:pPr>
-            <w:r>
-              <w:t>User can select an activity.</w:t>
+            <w:proofErr w:type="gramStart"/>
+            <w:r>
+              <w:t>User</w:t>
+            </w:r>
+            <w:proofErr w:type="gramEnd"/>
+            <w:r>
+              <w:t xml:space="preserve"> can select an activity.</w:t>
             </w:r>
           </w:p>
         </w:tc>
@@ -9797,7 +10637,15 @@
               <w:cnfStyle w:val="000000000000" w:firstRow="0" w:lastRow="0" w:firstColumn="0" w:lastColumn="0" w:oddVBand="0" w:evenVBand="0" w:oddHBand="0" w:evenHBand="0" w:firstRowFirstColumn="0" w:firstRowLastColumn="0" w:lastRowFirstColumn="0" w:lastRowLastColumn="0"/>
             </w:pPr>
             <w:r>
-              <w:t>User reviews introduction information.</w:t>
+              <w:t xml:space="preserve">User </w:t>
+            </w:r>
+            <w:proofErr w:type="gramStart"/>
+            <w:r>
+              <w:t>reviews</w:t>
+            </w:r>
+            <w:proofErr w:type="gramEnd"/>
+            <w:r>
+              <w:t xml:space="preserve"> introduction information.</w:t>
             </w:r>
           </w:p>
           <w:p>
@@ -9835,7 +10683,15 @@
               <w:cnfStyle w:val="000000000000" w:firstRow="0" w:lastRow="0" w:firstColumn="0" w:lastColumn="0" w:oddVBand="0" w:evenVBand="0" w:oddHBand="0" w:evenHBand="0" w:firstRowFirstColumn="0" w:firstRowLastColumn="0" w:lastRowFirstColumn="0" w:lastRowLastColumn="0"/>
             </w:pPr>
             <w:r>
-              <w:t>User is ready to make a selection.</w:t>
+              <w:t xml:space="preserve">User is ready to </w:t>
+            </w:r>
+            <w:proofErr w:type="gramStart"/>
+            <w:r>
+              <w:t>make a selection</w:t>
+            </w:r>
+            <w:proofErr w:type="gramEnd"/>
+            <w:r>
+              <w:t>.</w:t>
             </w:r>
           </w:p>
         </w:tc>
@@ -9901,8 +10757,13 @@
               <w:pStyle w:val="bull2"/>
               <w:cnfStyle w:val="000000100000" w:firstRow="0" w:lastRow="0" w:firstColumn="0" w:lastColumn="0" w:oddVBand="0" w:evenVBand="0" w:oddHBand="1" w:evenHBand="0" w:firstRowFirstColumn="0" w:firstRowLastColumn="0" w:lastRowFirstColumn="0" w:lastRowLastColumn="0"/>
             </w:pPr>
-            <w:r>
-              <w:t>User may refresh the page or return to the introduction screen.</w:t>
+            <w:proofErr w:type="gramStart"/>
+            <w:r>
+              <w:t>User</w:t>
+            </w:r>
+            <w:proofErr w:type="gramEnd"/>
+            <w:r>
+              <w:t xml:space="preserve"> may refresh the page or return to the introduction screen.</w:t>
             </w:r>
           </w:p>
           <w:p>
@@ -9942,8 +10803,13 @@
               <w:pStyle w:val="bull2"/>
               <w:cnfStyle w:val="000000100000" w:firstRow="0" w:lastRow="0" w:firstColumn="0" w:lastColumn="0" w:oddVBand="0" w:evenVBand="0" w:oddHBand="1" w:evenHBand="0" w:firstRowFirstColumn="0" w:firstRowLastColumn="0" w:lastRowFirstColumn="0" w:lastRowLastColumn="0"/>
             </w:pPr>
-            <w:r>
-              <w:t>User may try again or refresh the page.</w:t>
+            <w:proofErr w:type="gramStart"/>
+            <w:r>
+              <w:t>User</w:t>
+            </w:r>
+            <w:proofErr w:type="gramEnd"/>
+            <w:r>
+              <w:t xml:space="preserve"> may try again or refresh the page.</w:t>
             </w:r>
           </w:p>
           <w:p>
@@ -10605,8 +11471,13 @@
               <w:pStyle w:val="bull"/>
               <w:cnfStyle w:val="000000100000" w:firstRow="0" w:lastRow="0" w:firstColumn="0" w:lastColumn="0" w:oddVBand="0" w:evenVBand="0" w:oddHBand="1" w:evenHBand="0" w:firstRowFirstColumn="0" w:firstRowLastColumn="0" w:lastRowFirstColumn="0" w:lastRowLastColumn="0"/>
             </w:pPr>
-            <w:r>
-              <w:t>User may continue to the next question or activity.</w:t>
+            <w:proofErr w:type="gramStart"/>
+            <w:r>
+              <w:t>User</w:t>
+            </w:r>
+            <w:proofErr w:type="gramEnd"/>
+            <w:r>
+              <w:t xml:space="preserve"> may continue to the next question or activity.</w:t>
             </w:r>
           </w:p>
         </w:tc>
@@ -10919,8 +11790,13 @@
               <w:pStyle w:val="bull2"/>
               <w:cnfStyle w:val="000000100000" w:firstRow="0" w:lastRow="0" w:firstColumn="0" w:lastColumn="0" w:oddVBand="0" w:evenVBand="0" w:oddHBand="1" w:evenHBand="0" w:firstRowFirstColumn="0" w:firstRowLastColumn="0" w:lastRowFirstColumn="0" w:lastRowLastColumn="0"/>
             </w:pPr>
-            <w:r>
-              <w:t>User may restart the activity.</w:t>
+            <w:proofErr w:type="gramStart"/>
+            <w:r>
+              <w:t>User</w:t>
+            </w:r>
+            <w:proofErr w:type="gramEnd"/>
+            <w:r>
+              <w:t xml:space="preserve"> may restart the activity.</w:t>
             </w:r>
           </w:p>
           <w:p>
@@ -11410,7 +12286,16 @@
                 <w:sz w:val="22"/>
                 <w:szCs w:val="22"/>
               </w:rPr>
-              <w:t>User participates in a scenario</w:t>
+              <w:t xml:space="preserve">User participates in a </w:t>
+            </w:r>
+            <w:proofErr w:type="gramStart"/>
+            <w:r>
+              <w:rPr>
+                <w:rFonts w:ascii="Arial" w:hAnsi="Arial" w:cs="Arial"/>
+                <w:sz w:val="22"/>
+                <w:szCs w:val="22"/>
+              </w:rPr>
+              <w:t>scenario</w:t>
             </w:r>
             <w:r>
               <w:rPr>
@@ -11426,7 +12311,16 @@
                 <w:sz w:val="22"/>
                 <w:szCs w:val="22"/>
               </w:rPr>
-              <w:t>based activity by reading a short situation and identifying potential warning signs or indicators related to human trafficking awareness.</w:t>
+              <w:t>based</w:t>
+            </w:r>
+            <w:proofErr w:type="gramEnd"/>
+            <w:r>
+              <w:rPr>
+                <w:rFonts w:ascii="Arial" w:hAnsi="Arial" w:cs="Arial"/>
+                <w:sz w:val="22"/>
+                <w:szCs w:val="22"/>
+              </w:rPr>
+              <w:t xml:space="preserve"> activity by reading a short situation and identifying potential warning signs or indicators related to human trafficking awareness.</w:t>
             </w:r>
           </w:p>
         </w:tc>
@@ -11602,8 +12496,13 @@
               <w:pStyle w:val="bull"/>
               <w:cnfStyle w:val="000000100000" w:firstRow="0" w:lastRow="0" w:firstColumn="0" w:lastColumn="0" w:oddVBand="0" w:evenVBand="0" w:oddHBand="1" w:evenHBand="0" w:firstRowFirstColumn="0" w:firstRowLastColumn="0" w:lastRowFirstColumn="0" w:lastRowLastColumn="0"/>
             </w:pPr>
-            <w:r>
-              <w:t>User may continue to another scenario or activity.</w:t>
+            <w:proofErr w:type="gramStart"/>
+            <w:r>
+              <w:t>User</w:t>
+            </w:r>
+            <w:proofErr w:type="gramEnd"/>
+            <w:r>
+              <w:t xml:space="preserve"> may continue to another scenario or activity.</w:t>
             </w:r>
           </w:p>
         </w:tc>
@@ -11848,8 +12747,13 @@
               <w:ind w:left="200" w:hanging="200"/>
               <w:cnfStyle w:val="000000100000" w:firstRow="0" w:lastRow="0" w:firstColumn="0" w:lastColumn="0" w:oddVBand="0" w:evenVBand="0" w:oddHBand="1" w:evenHBand="0" w:firstRowFirstColumn="0" w:firstRowLastColumn="0" w:lastRowFirstColumn="0" w:lastRowLastColumn="0"/>
             </w:pPr>
-            <w:r>
-              <w:t>User may restart the activity.</w:t>
+            <w:proofErr w:type="gramStart"/>
+            <w:r>
+              <w:t>User</w:t>
+            </w:r>
+            <w:proofErr w:type="gramEnd"/>
+            <w:r>
+              <w:t xml:space="preserve"> may restart the activity.</w:t>
             </w:r>
           </w:p>
           <w:p>
@@ -12429,8 +13333,13 @@
               <w:pStyle w:val="bull"/>
               <w:cnfStyle w:val="000000000000" w:firstRow="0" w:lastRow="0" w:firstColumn="0" w:lastColumn="0" w:oddVBand="0" w:evenVBand="0" w:oddHBand="0" w:evenHBand="0" w:firstRowFirstColumn="0" w:firstRowLastColumn="0" w:lastRowFirstColumn="0" w:lastRowLastColumn="0"/>
             </w:pPr>
-            <w:r>
-              <w:t>User is participating in an activity.</w:t>
+            <w:proofErr w:type="gramStart"/>
+            <w:r>
+              <w:t>User is</w:t>
+            </w:r>
+            <w:proofErr w:type="gramEnd"/>
+            <w:r>
+              <w:t xml:space="preserve"> participating in an activity.</w:t>
             </w:r>
           </w:p>
           <w:p>
@@ -12612,7 +13521,15 @@
               <w:cnfStyle w:val="000000000000" w:firstRow="0" w:lastRow="0" w:firstColumn="0" w:lastColumn="0" w:oddVBand="0" w:evenVBand="0" w:oddHBand="0" w:evenHBand="0" w:firstRowFirstColumn="0" w:firstRowLastColumn="0" w:lastRowFirstColumn="0" w:lastRowLastColumn="0"/>
             </w:pPr>
             <w:r>
-              <w:t>Educational explanation is displayed.</w:t>
+              <w:t xml:space="preserve">Educational </w:t>
+            </w:r>
+            <w:proofErr w:type="gramStart"/>
+            <w:r>
+              <w:t>explanation is</w:t>
+            </w:r>
+            <w:proofErr w:type="gramEnd"/>
+            <w:r>
+              <w:t xml:space="preserve"> displayed.</w:t>
             </w:r>
           </w:p>
           <w:p>
@@ -12754,8 +13671,13 @@
               <w:pStyle w:val="bull2"/>
               <w:cnfStyle w:val="000000100000" w:firstRow="0" w:lastRow="0" w:firstColumn="0" w:lastColumn="0" w:oddVBand="0" w:evenVBand="0" w:oddHBand="1" w:evenHBand="0" w:firstRowFirstColumn="0" w:firstRowLastColumn="0" w:lastRowFirstColumn="0" w:lastRowLastColumn="0"/>
             </w:pPr>
-            <w:r>
-              <w:t>User may continue through the activity.</w:t>
+            <w:proofErr w:type="gramStart"/>
+            <w:r>
+              <w:t>User</w:t>
+            </w:r>
+            <w:proofErr w:type="gramEnd"/>
+            <w:r>
+              <w:t xml:space="preserve"> may continue through the activity.</w:t>
             </w:r>
           </w:p>
         </w:tc>
@@ -13260,8 +14182,13 @@
               <w:pStyle w:val="bull"/>
               <w:cnfStyle w:val="000000000000" w:firstRow="0" w:lastRow="0" w:firstColumn="0" w:lastColumn="0" w:oddVBand="0" w:evenVBand="0" w:oddHBand="0" w:evenHBand="0" w:firstRowFirstColumn="0" w:firstRowLastColumn="0" w:lastRowFirstColumn="0" w:lastRowLastColumn="0"/>
             </w:pPr>
-            <w:r>
-              <w:t>User is participating in an activity.</w:t>
+            <w:proofErr w:type="gramStart"/>
+            <w:r>
+              <w:t>User is</w:t>
+            </w:r>
+            <w:proofErr w:type="gramEnd"/>
+            <w:r>
+              <w:t xml:space="preserve"> participating in an activity.</w:t>
             </w:r>
           </w:p>
           <w:p>
@@ -13478,7 +14405,21 @@
               <w:rPr>
                 <w:rFonts w:cs="Arial"/>
               </w:rPr>
-              <w:t>Educational explanation is displayed.</w:t>
+              <w:t xml:space="preserve">Educational </w:t>
+            </w:r>
+            <w:proofErr w:type="gramStart"/>
+            <w:r>
+              <w:rPr>
+                <w:rFonts w:cs="Arial"/>
+              </w:rPr>
+              <w:t>explanation is</w:t>
+            </w:r>
+            <w:proofErr w:type="gramEnd"/>
+            <w:r>
+              <w:rPr>
+                <w:rFonts w:cs="Arial"/>
+              </w:rPr>
+              <w:t xml:space="preserve"> displayed.</w:t>
             </w:r>
           </w:p>
           <w:p>
@@ -13618,8 +14559,13 @@
               <w:pStyle w:val="bull2"/>
               <w:cnfStyle w:val="000000100000" w:firstRow="0" w:lastRow="0" w:firstColumn="0" w:lastColumn="0" w:oddVBand="0" w:evenVBand="0" w:oddHBand="1" w:evenHBand="0" w:firstRowFirstColumn="0" w:firstRowLastColumn="0" w:lastRowFirstColumn="0" w:lastRowLastColumn="0"/>
             </w:pPr>
-            <w:r>
-              <w:t>User may continue through the activity.</w:t>
+            <w:proofErr w:type="gramStart"/>
+            <w:r>
+              <w:t>User</w:t>
+            </w:r>
+            <w:proofErr w:type="gramEnd"/>
+            <w:r>
+              <w:t xml:space="preserve"> may continue through the activity.</w:t>
             </w:r>
           </w:p>
         </w:tc>
@@ -14196,8 +15142,13 @@
               <w:pStyle w:val="bull"/>
               <w:cnfStyle w:val="000000100000" w:firstRow="0" w:lastRow="0" w:firstColumn="0" w:lastColumn="0" w:oddVBand="0" w:evenVBand="0" w:oddHBand="1" w:evenHBand="0" w:firstRowFirstColumn="0" w:firstRowLastColumn="0" w:lastRowFirstColumn="0" w:lastRowLastColumn="0"/>
             </w:pPr>
-            <w:r>
-              <w:t xml:space="preserve">User has received additional context </w:t>
+            <w:proofErr w:type="gramStart"/>
+            <w:r>
+              <w:t>User has</w:t>
+            </w:r>
+            <w:proofErr w:type="gramEnd"/>
+            <w:r>
+              <w:t xml:space="preserve"> received additional context </w:t>
             </w:r>
             <w:r>
               <w:t>for</w:t>
@@ -14406,8 +15357,13 @@
               <w:ind w:left="200" w:hanging="200"/>
               <w:cnfStyle w:val="000000100000" w:firstRow="0" w:lastRow="0" w:firstColumn="0" w:lastColumn="0" w:oddVBand="0" w:evenVBand="0" w:oddHBand="1" w:evenHBand="0" w:firstRowFirstColumn="0" w:firstRowLastColumn="0" w:lastRowFirstColumn="0" w:lastRowLastColumn="0"/>
             </w:pPr>
-            <w:r>
-              <w:t>User continues through the activity.</w:t>
+            <w:proofErr w:type="gramStart"/>
+            <w:r>
+              <w:t>User continues</w:t>
+            </w:r>
+            <w:proofErr w:type="gramEnd"/>
+            <w:r>
+              <w:t xml:space="preserve"> through the activity.</w:t>
             </w:r>
           </w:p>
           <w:p>
@@ -14472,8 +15428,13 @@
               <w:ind w:left="200" w:hanging="200"/>
               <w:cnfStyle w:val="000000100000" w:firstRow="0" w:lastRow="0" w:firstColumn="0" w:lastColumn="0" w:oddVBand="0" w:evenVBand="0" w:oddHBand="1" w:evenHBand="0" w:firstRowFirstColumn="0" w:firstRowLastColumn="0" w:lastRowFirstColumn="0" w:lastRowLastColumn="0"/>
             </w:pPr>
-            <w:r>
-              <w:t>User may continue through the activity.</w:t>
+            <w:proofErr w:type="gramStart"/>
+            <w:r>
+              <w:t>User</w:t>
+            </w:r>
+            <w:proofErr w:type="gramEnd"/>
+            <w:r>
+              <w:t xml:space="preserve"> may continue through the activity.</w:t>
             </w:r>
           </w:p>
         </w:tc>
@@ -15047,8 +16008,13 @@
               <w:pStyle w:val="bull"/>
               <w:cnfStyle w:val="000000100000" w:firstRow="0" w:lastRow="0" w:firstColumn="0" w:lastColumn="0" w:oddVBand="0" w:evenVBand="0" w:oddHBand="1" w:evenHBand="0" w:firstRowFirstColumn="0" w:firstRowLastColumn="0" w:lastRowFirstColumn="0" w:lastRowLastColumn="0"/>
             </w:pPr>
-            <w:r>
-              <w:t>User can review available support and educational resources.</w:t>
+            <w:proofErr w:type="gramStart"/>
+            <w:r>
+              <w:t>User</w:t>
+            </w:r>
+            <w:proofErr w:type="gramEnd"/>
+            <w:r>
+              <w:t xml:space="preserve"> can review available support and educational resources.</w:t>
             </w:r>
           </w:p>
           <w:p>
@@ -15056,8 +16022,13 @@
               <w:pStyle w:val="bull"/>
               <w:cnfStyle w:val="000000100000" w:firstRow="0" w:lastRow="0" w:firstColumn="0" w:lastColumn="0" w:oddVBand="0" w:evenVBand="0" w:oddHBand="1" w:evenHBand="0" w:firstRowFirstColumn="0" w:firstRowLastColumn="0" w:lastRowFirstColumn="0" w:lastRowLastColumn="0"/>
             </w:pPr>
-            <w:r>
-              <w:t>User may return to the main menu or exit the application.</w:t>
+            <w:proofErr w:type="gramStart"/>
+            <w:r>
+              <w:t>User</w:t>
+            </w:r>
+            <w:proofErr w:type="gramEnd"/>
+            <w:r>
+              <w:t xml:space="preserve"> may return to the main menu or exit the application.</w:t>
             </w:r>
           </w:p>
         </w:tc>
@@ -15205,8 +16176,13 @@
               <w:pStyle w:val="bull2"/>
               <w:cnfStyle w:val="000000100000" w:firstRow="0" w:lastRow="0" w:firstColumn="0" w:lastColumn="0" w:oddVBand="0" w:evenVBand="0" w:oddHBand="1" w:evenHBand="0" w:firstRowFirstColumn="0" w:firstRowLastColumn="0" w:lastRowFirstColumn="0" w:lastRowLastColumn="0"/>
             </w:pPr>
-            <w:r>
-              <w:t>User may return to the main menu or retry loading resources.</w:t>
+            <w:proofErr w:type="gramStart"/>
+            <w:r>
+              <w:t>User</w:t>
+            </w:r>
+            <w:proofErr w:type="gramEnd"/>
+            <w:r>
+              <w:t xml:space="preserve"> may return to the main menu or retry loading resources.</w:t>
             </w:r>
           </w:p>
           <w:p>
@@ -15236,8 +16212,21 @@
               <w:pStyle w:val="bull2"/>
               <w:cnfStyle w:val="000000100000" w:firstRow="0" w:lastRow="0" w:firstColumn="0" w:lastColumn="0" w:oddVBand="0" w:evenVBand="0" w:oddHBand="1" w:evenHBand="0" w:firstRowFirstColumn="0" w:firstRowLastColumn="0" w:lastRowFirstColumn="0" w:lastRowLastColumn="0"/>
             </w:pPr>
-            <w:r>
-              <w:t>User may manually access the resource at a later time.</w:t>
+            <w:proofErr w:type="gramStart"/>
+            <w:r>
+              <w:t>User</w:t>
+            </w:r>
+            <w:proofErr w:type="gramEnd"/>
+            <w:r>
+              <w:t xml:space="preserve"> may manually access the resource </w:t>
+            </w:r>
+            <w:proofErr w:type="gramStart"/>
+            <w:r>
+              <w:t>at a later time</w:t>
+            </w:r>
+            <w:proofErr w:type="gramEnd"/>
+            <w:r>
+              <w:t>.</w:t>
             </w:r>
           </w:p>
           <w:p>
@@ -15267,8 +16256,13 @@
               <w:pStyle w:val="bull2"/>
               <w:cnfStyle w:val="000000100000" w:firstRow="0" w:lastRow="0" w:firstColumn="0" w:lastColumn="0" w:oddVBand="0" w:evenVBand="0" w:oddHBand="1" w:evenHBand="0" w:firstRowFirstColumn="0" w:firstRowLastColumn="0" w:lastRowFirstColumn="0" w:lastRowLastColumn="0"/>
             </w:pPr>
-            <w:r>
-              <w:t>User returns to the device's normal environment.</w:t>
+            <w:proofErr w:type="gramStart"/>
+            <w:r>
+              <w:t>User returns</w:t>
+            </w:r>
+            <w:proofErr w:type="gramEnd"/>
+            <w:r>
+              <w:t xml:space="preserve"> to the device's normal environment.</w:t>
             </w:r>
           </w:p>
           <w:p>
@@ -15298,8 +16292,13 @@
               <w:pStyle w:val="bull2"/>
               <w:cnfStyle w:val="000000100000" w:firstRow="0" w:lastRow="0" w:firstColumn="0" w:lastColumn="0" w:oddVBand="0" w:evenVBand="0" w:oddHBand="1" w:evenHBand="0" w:firstRowFirstColumn="0" w:firstRowLastColumn="0" w:lastRowFirstColumn="0" w:lastRowLastColumn="0"/>
             </w:pPr>
-            <w:r>
-              <w:t>User may return to the main menu or exit the application.</w:t>
+            <w:proofErr w:type="gramStart"/>
+            <w:r>
+              <w:t>User</w:t>
+            </w:r>
+            <w:proofErr w:type="gramEnd"/>
+            <w:r>
+              <w:t xml:space="preserve"> may return to the main menu or exit the application.</w:t>
             </w:r>
           </w:p>
         </w:tc>
@@ -16184,8 +17183,13 @@
               <w:pStyle w:val="bull2"/>
               <w:cnfStyle w:val="000000100000" w:firstRow="0" w:lastRow="0" w:firstColumn="0" w:lastColumn="0" w:oddVBand="0" w:evenVBand="0" w:oddHBand="1" w:evenHBand="0" w:firstRowFirstColumn="0" w:firstRowLastColumn="0" w:lastRowFirstColumn="0" w:lastRowLastColumn="0"/>
             </w:pPr>
-            <w:r>
-              <w:t>User may retry the restart or return to the main menu.</w:t>
+            <w:proofErr w:type="gramStart"/>
+            <w:r>
+              <w:t>User</w:t>
+            </w:r>
+            <w:proofErr w:type="gramEnd"/>
+            <w:r>
+              <w:t xml:space="preserve"> may retry the restart or return to the main menu.</w:t>
             </w:r>
           </w:p>
           <w:p>
@@ -16763,13 +17767,23 @@
                 <w:szCs w:val="22"/>
               </w:rPr>
             </w:pPr>
-            <w:r>
-              <w:rPr>
-                <w:rFonts w:ascii="Arial" w:hAnsi="Arial" w:cs="Arial"/>
-                <w:sz w:val="22"/>
-                <w:szCs w:val="22"/>
-              </w:rPr>
-              <w:t>User is viewing an activity, explanation, or resource screen.</w:t>
+            <w:proofErr w:type="gramStart"/>
+            <w:r>
+              <w:rPr>
+                <w:rFonts w:ascii="Arial" w:hAnsi="Arial" w:cs="Arial"/>
+                <w:sz w:val="22"/>
+                <w:szCs w:val="22"/>
+              </w:rPr>
+              <w:t>User is</w:t>
+            </w:r>
+            <w:proofErr w:type="gramEnd"/>
+            <w:r>
+              <w:rPr>
+                <w:rFonts w:ascii="Arial" w:hAnsi="Arial" w:cs="Arial"/>
+                <w:sz w:val="22"/>
+                <w:szCs w:val="22"/>
+              </w:rPr>
+              <w:t xml:space="preserve"> viewing an activity, explanation, or resource screen.</w:t>
             </w:r>
           </w:p>
           <w:p>
@@ -16853,13 +17867,23 @@
                 <w:szCs w:val="22"/>
               </w:rPr>
             </w:pPr>
-            <w:r>
-              <w:rPr>
-                <w:rFonts w:ascii="Arial" w:hAnsi="Arial" w:cs="Arial"/>
-                <w:sz w:val="22"/>
-                <w:szCs w:val="22"/>
-              </w:rPr>
-              <w:t>User can select another activity or application feature.</w:t>
+            <w:proofErr w:type="gramStart"/>
+            <w:r>
+              <w:rPr>
+                <w:rFonts w:ascii="Arial" w:hAnsi="Arial" w:cs="Arial"/>
+                <w:sz w:val="22"/>
+                <w:szCs w:val="22"/>
+              </w:rPr>
+              <w:t>User</w:t>
+            </w:r>
+            <w:proofErr w:type="gramEnd"/>
+            <w:r>
+              <w:rPr>
+                <w:rFonts w:ascii="Arial" w:hAnsi="Arial" w:cs="Arial"/>
+                <w:sz w:val="22"/>
+                <w:szCs w:val="22"/>
+              </w:rPr>
+              <w:t xml:space="preserve"> can select another activity or application feature.</w:t>
             </w:r>
           </w:p>
         </w:tc>
@@ -17011,8 +18035,13 @@
               <w:pStyle w:val="bull2"/>
               <w:cnfStyle w:val="000000100000" w:firstRow="0" w:lastRow="0" w:firstColumn="0" w:lastColumn="0" w:oddVBand="0" w:evenVBand="0" w:oddHBand="1" w:evenHBand="0" w:firstRowFirstColumn="0" w:firstRowLastColumn="0" w:lastRowFirstColumn="0" w:lastRowLastColumn="0"/>
             </w:pPr>
-            <w:r>
-              <w:t>User may retry navigation or refresh the page.</w:t>
+            <w:proofErr w:type="gramStart"/>
+            <w:r>
+              <w:t>User</w:t>
+            </w:r>
+            <w:proofErr w:type="gramEnd"/>
+            <w:r>
+              <w:t xml:space="preserve"> may retry navigation or refresh the page.</w:t>
             </w:r>
           </w:p>
           <w:p>
@@ -17051,8 +18080,13 @@
               <w:pStyle w:val="bull2"/>
               <w:cnfStyle w:val="000000100000" w:firstRow="0" w:lastRow="0" w:firstColumn="0" w:lastColumn="0" w:oddVBand="0" w:evenVBand="0" w:oddHBand="1" w:evenHBand="0" w:firstRowFirstColumn="0" w:firstRowLastColumn="0" w:lastRowFirstColumn="0" w:lastRowLastColumn="0"/>
             </w:pPr>
-            <w:r>
-              <w:t>User may try again or refresh the page.</w:t>
+            <w:proofErr w:type="gramStart"/>
+            <w:r>
+              <w:t>User</w:t>
+            </w:r>
+            <w:proofErr w:type="gramEnd"/>
+            <w:r>
+              <w:t xml:space="preserve"> may try again or refresh the page.</w:t>
             </w:r>
           </w:p>
           <w:p>
@@ -17113,8 +18147,13 @@
               <w:pStyle w:val="bull2"/>
               <w:cnfStyle w:val="000000100000" w:firstRow="0" w:lastRow="0" w:firstColumn="0" w:lastColumn="0" w:oddVBand="0" w:evenVBand="0" w:oddHBand="1" w:evenHBand="0" w:firstRowFirstColumn="0" w:firstRowLastColumn="0" w:lastRowFirstColumn="0" w:lastRowLastColumn="0"/>
             </w:pPr>
-            <w:r>
-              <w:t>User may retry navigation or restart the application.</w:t>
+            <w:proofErr w:type="gramStart"/>
+            <w:r>
+              <w:t>User</w:t>
+            </w:r>
+            <w:proofErr w:type="gramEnd"/>
+            <w:r>
+              <w:t xml:space="preserve"> may retry navigation or restart the application.</w:t>
             </w:r>
           </w:p>
         </w:tc>
@@ -17635,7 +18674,15 @@
               <w:cnfStyle w:val="000000000000" w:firstRow="0" w:lastRow="0" w:firstColumn="0" w:lastColumn="0" w:oddVBand="0" w:evenVBand="0" w:oddHBand="0" w:evenHBand="0" w:firstRowFirstColumn="0" w:firstRowLastColumn="0" w:lastRowFirstColumn="0" w:lastRowLastColumn="0"/>
             </w:pPr>
             <w:r>
-              <w:t>Content file contains valid data.</w:t>
+              <w:t xml:space="preserve">Content </w:t>
+            </w:r>
+            <w:proofErr w:type="gramStart"/>
+            <w:r>
+              <w:t>file contains</w:t>
+            </w:r>
+            <w:proofErr w:type="gramEnd"/>
+            <w:r>
+              <w:t xml:space="preserve"> valid data.</w:t>
             </w:r>
           </w:p>
         </w:tc>
@@ -17697,8 +18744,13 @@
               <w:pStyle w:val="bull"/>
               <w:cnfStyle w:val="000000100000" w:firstRow="0" w:lastRow="0" w:firstColumn="0" w:lastColumn="0" w:oddVBand="0" w:evenVBand="0" w:oddHBand="1" w:evenHBand="0" w:firstRowFirstColumn="0" w:firstRowLastColumn="0" w:lastRowFirstColumn="0" w:lastRowLastColumn="0"/>
             </w:pPr>
-            <w:r>
-              <w:t>User may interact with activities.</w:t>
+            <w:proofErr w:type="gramStart"/>
+            <w:r>
+              <w:t>User</w:t>
+            </w:r>
+            <w:proofErr w:type="gramEnd"/>
+            <w:r>
+              <w:t xml:space="preserve"> may interact with activities.</w:t>
             </w:r>
           </w:p>
         </w:tc>
@@ -17798,8 +18850,21 @@
               <w:pStyle w:val="num"/>
               <w:cnfStyle w:val="000000000000" w:firstRow="0" w:lastRow="0" w:firstColumn="0" w:lastColumn="0" w:oddVBand="0" w:evenVBand="0" w:oddHBand="0" w:evenHBand="0" w:firstRowFirstColumn="0" w:firstRowLastColumn="0" w:lastRowFirstColumn="0" w:lastRowLastColumn="0"/>
             </w:pPr>
-            <w:r>
-              <w:t>User proceeds through activities normally.</w:t>
+            <w:proofErr w:type="gramStart"/>
+            <w:r>
+              <w:t>User</w:t>
+            </w:r>
+            <w:proofErr w:type="gramEnd"/>
+            <w:r>
+              <w:t xml:space="preserve"> </w:t>
+            </w:r>
+            <w:proofErr w:type="gramStart"/>
+            <w:r>
+              <w:t>proceeds</w:t>
+            </w:r>
+            <w:proofErr w:type="gramEnd"/>
+            <w:r>
+              <w:t xml:space="preserve"> through activities normally.</w:t>
             </w:r>
           </w:p>
         </w:tc>
@@ -17856,7 +18921,15 @@
               <w:cnfStyle w:val="000000100000" w:firstRow="0" w:lastRow="0" w:firstColumn="0" w:lastColumn="0" w:oddVBand="0" w:evenVBand="0" w:oddHBand="1" w:evenHBand="0" w:firstRowFirstColumn="0" w:firstRowLastColumn="0" w:lastRowFirstColumn="0" w:lastRowLastColumn="0"/>
             </w:pPr>
             <w:r>
-              <w:t>Content loading is stopped.</w:t>
+              <w:t xml:space="preserve">Content loading </w:t>
+            </w:r>
+            <w:proofErr w:type="gramStart"/>
+            <w:r>
+              <w:t>is</w:t>
+            </w:r>
+            <w:proofErr w:type="gramEnd"/>
+            <w:r>
+              <w:t xml:space="preserve"> stopped.</w:t>
             </w:r>
           </w:p>
           <w:p>
@@ -17864,8 +18937,13 @@
               <w:pStyle w:val="bull2"/>
               <w:cnfStyle w:val="000000100000" w:firstRow="0" w:lastRow="0" w:firstColumn="0" w:lastColumn="0" w:oddVBand="0" w:evenVBand="0" w:oddHBand="1" w:evenHBand="0" w:firstRowFirstColumn="0" w:firstRowLastColumn="0" w:lastRowFirstColumn="0" w:lastRowLastColumn="0"/>
             </w:pPr>
-            <w:r>
-              <w:t>User may retry loading content or exit the application.</w:t>
+            <w:proofErr w:type="gramStart"/>
+            <w:r>
+              <w:t>User</w:t>
+            </w:r>
+            <w:proofErr w:type="gramEnd"/>
+            <w:r>
+              <w:t xml:space="preserve"> may retry loading content or exit the application.</w:t>
             </w:r>
           </w:p>
           <w:p>
@@ -17887,7 +18965,15 @@
               <w:cnfStyle w:val="000000100000" w:firstRow="0" w:lastRow="0" w:firstColumn="0" w:lastColumn="0" w:oddVBand="0" w:evenVBand="0" w:oddHBand="1" w:evenHBand="0" w:firstRowFirstColumn="0" w:firstRowLastColumn="0" w:lastRowFirstColumn="0" w:lastRowLastColumn="0"/>
             </w:pPr>
             <w:r>
-              <w:t>System detects the parsing error.</w:t>
+              <w:t xml:space="preserve">System detects the parsing </w:t>
+            </w:r>
+            <w:proofErr w:type="gramStart"/>
+            <w:r>
+              <w:t>error</w:t>
+            </w:r>
+            <w:proofErr w:type="gramEnd"/>
+            <w:r>
+              <w:t>.</w:t>
             </w:r>
           </w:p>
           <w:p>
@@ -17984,8 +19070,13 @@
               <w:pStyle w:val="bull2"/>
               <w:cnfStyle w:val="000000100000" w:firstRow="0" w:lastRow="0" w:firstColumn="0" w:lastColumn="0" w:oddVBand="0" w:evenVBand="0" w:oddHBand="1" w:evenHBand="0" w:firstRowFirstColumn="0" w:firstRowLastColumn="0" w:lastRowFirstColumn="0" w:lastRowLastColumn="0"/>
             </w:pPr>
-            <w:r>
-              <w:t>User may continue using the application.</w:t>
+            <w:proofErr w:type="gramStart"/>
+            <w:r>
+              <w:t>User</w:t>
+            </w:r>
+            <w:proofErr w:type="gramEnd"/>
+            <w:r>
+              <w:t xml:space="preserve"> may continue using the application.</w:t>
             </w:r>
           </w:p>
           <w:p>
@@ -18024,8 +19115,13 @@
               <w:pStyle w:val="bull2"/>
               <w:cnfStyle w:val="000000100000" w:firstRow="0" w:lastRow="0" w:firstColumn="0" w:lastColumn="0" w:oddVBand="0" w:evenVBand="0" w:oddHBand="1" w:evenHBand="0" w:firstRowFirstColumn="0" w:firstRowLastColumn="0" w:lastRowFirstColumn="0" w:lastRowLastColumn="0"/>
             </w:pPr>
-            <w:r>
-              <w:t>User may retry after connectivity is restored.</w:t>
+            <w:proofErr w:type="gramStart"/>
+            <w:r>
+              <w:t>User</w:t>
+            </w:r>
+            <w:proofErr w:type="gramEnd"/>
+            <w:r>
+              <w:t xml:space="preserve"> may retry after connectivity is restored.</w:t>
             </w:r>
           </w:p>
         </w:tc>
@@ -18582,7 +19678,15 @@
               <w:cnfStyle w:val="000000100000" w:firstRow="0" w:lastRow="0" w:firstColumn="0" w:lastColumn="0" w:oddVBand="0" w:evenVBand="0" w:oddHBand="1" w:evenHBand="0" w:firstRowFirstColumn="0" w:firstRowLastColumn="0" w:lastRowFirstColumn="0" w:lastRowLastColumn="0"/>
             </w:pPr>
             <w:r>
-              <w:t>Error condition is handled safely.</w:t>
+              <w:t xml:space="preserve">Error </w:t>
+            </w:r>
+            <w:proofErr w:type="gramStart"/>
+            <w:r>
+              <w:t>condition is</w:t>
+            </w:r>
+            <w:proofErr w:type="gramEnd"/>
+            <w:r>
+              <w:t xml:space="preserve"> handled safely.</w:t>
             </w:r>
           </w:p>
           <w:p>
@@ -18691,8 +19795,13 @@
               <w:pStyle w:val="num"/>
               <w:cnfStyle w:val="000000000000" w:firstRow="0" w:lastRow="0" w:firstColumn="0" w:lastColumn="0" w:oddVBand="0" w:evenVBand="0" w:oddHBand="0" w:evenHBand="0" w:firstRowFirstColumn="0" w:firstRowLastColumn="0" w:lastRowFirstColumn="0" w:lastRowLastColumn="0"/>
             </w:pPr>
-            <w:r>
-              <w:t>User may retry or exit the application.</w:t>
+            <w:proofErr w:type="gramStart"/>
+            <w:r>
+              <w:t>User</w:t>
+            </w:r>
+            <w:proofErr w:type="gramEnd"/>
+            <w:r>
+              <w:t xml:space="preserve"> may retry or exit the application.</w:t>
             </w:r>
           </w:p>
         </w:tc>
@@ -19229,13 +20338,23 @@
                 <w:szCs w:val="22"/>
               </w:rPr>
             </w:pPr>
-            <w:r>
-              <w:rPr>
-                <w:rFonts w:ascii="Arial" w:hAnsi="Arial" w:cs="Arial"/>
-                <w:sz w:val="22"/>
-                <w:szCs w:val="22"/>
-              </w:rPr>
-              <w:t>Prevent Progress Without Answer Selection</w:t>
+            <w:proofErr w:type="gramStart"/>
+            <w:r>
+              <w:rPr>
+                <w:rFonts w:ascii="Arial" w:hAnsi="Arial" w:cs="Arial"/>
+                <w:sz w:val="22"/>
+                <w:szCs w:val="22"/>
+              </w:rPr>
+              <w:t>Prevent</w:t>
+            </w:r>
+            <w:proofErr w:type="gramEnd"/>
+            <w:r>
+              <w:rPr>
+                <w:rFonts w:ascii="Arial" w:hAnsi="Arial" w:cs="Arial"/>
+                <w:sz w:val="22"/>
+                <w:szCs w:val="22"/>
+              </w:rPr>
+              <w:t xml:space="preserve"> Progress Without Answer Selection</w:t>
             </w:r>
           </w:p>
         </w:tc>
@@ -19453,8 +20572,13 @@
               <w:pStyle w:val="bull"/>
               <w:cnfStyle w:val="000000100000" w:firstRow="0" w:lastRow="0" w:firstColumn="0" w:lastColumn="0" w:oddVBand="0" w:evenVBand="0" w:oddHBand="1" w:evenHBand="0" w:firstRowFirstColumn="0" w:firstRowLastColumn="0" w:lastRowFirstColumn="0" w:lastRowLastColumn="0"/>
             </w:pPr>
-            <w:r>
-              <w:t>User is notified that an answer must be selected.</w:t>
+            <w:proofErr w:type="gramStart"/>
+            <w:r>
+              <w:t>User is</w:t>
+            </w:r>
+            <w:proofErr w:type="gramEnd"/>
+            <w:r>
+              <w:t xml:space="preserve"> notified that an answer must be selected.</w:t>
             </w:r>
           </w:p>
           <w:p>
@@ -19660,8 +20784,13 @@
               <w:pStyle w:val="bull2"/>
               <w:cnfStyle w:val="000000100000" w:firstRow="0" w:lastRow="0" w:firstColumn="0" w:lastColumn="0" w:oddVBand="0" w:evenVBand="0" w:oddHBand="1" w:evenHBand="0" w:firstRowFirstColumn="0" w:firstRowLastColumn="0" w:lastRowFirstColumn="0" w:lastRowLastColumn="0"/>
             </w:pPr>
-            <w:r>
-              <w:t>User may continue the activity from the reloaded screen.</w:t>
+            <w:proofErr w:type="gramStart"/>
+            <w:r>
+              <w:t>User</w:t>
+            </w:r>
+            <w:proofErr w:type="gramEnd"/>
+            <w:r>
+              <w:t xml:space="preserve"> may continue the activity from the reloaded screen.</w:t>
             </w:r>
           </w:p>
           <w:p>
@@ -20306,8 +21435,13 @@
               <w:pStyle w:val="bull"/>
               <w:cnfStyle w:val="000000100000" w:firstRow="0" w:lastRow="0" w:firstColumn="0" w:lastColumn="0" w:oddVBand="0" w:evenVBand="0" w:oddHBand="1" w:evenHBand="0" w:firstRowFirstColumn="0" w:firstRowLastColumn="0" w:lastRowFirstColumn="0" w:lastRowLastColumn="0"/>
             </w:pPr>
-            <w:r>
-              <w:t>User can complete activities successfully.</w:t>
+            <w:proofErr w:type="gramStart"/>
+            <w:r>
+              <w:t>User</w:t>
+            </w:r>
+            <w:proofErr w:type="gramEnd"/>
+            <w:r>
+              <w:t xml:space="preserve"> can complete activities successfully.</w:t>
             </w:r>
           </w:p>
         </w:tc>
@@ -20473,8 +21607,13 @@
               <w:pStyle w:val="bull2"/>
               <w:cnfStyle w:val="000000100000" w:firstRow="0" w:lastRow="0" w:firstColumn="0" w:lastColumn="0" w:oddVBand="0" w:evenVBand="0" w:oddHBand="1" w:evenHBand="0" w:firstRowFirstColumn="0" w:firstRowLastColumn="0" w:lastRowFirstColumn="0" w:lastRowLastColumn="0"/>
             </w:pPr>
-            <w:r>
-              <w:t>User may rotate the device or refresh the page.</w:t>
+            <w:proofErr w:type="gramStart"/>
+            <w:r>
+              <w:t>User</w:t>
+            </w:r>
+            <w:proofErr w:type="gramEnd"/>
+            <w:r>
+              <w:t xml:space="preserve"> may rotate the device or refresh the page.</w:t>
             </w:r>
           </w:p>
           <w:p>
@@ -20495,8 +21634,21 @@
               <w:pStyle w:val="bull2"/>
               <w:cnfStyle w:val="000000100000" w:firstRow="0" w:lastRow="0" w:firstColumn="0" w:lastColumn="0" w:oddVBand="0" w:evenVBand="0" w:oddHBand="1" w:evenHBand="0" w:firstRowFirstColumn="0" w:firstRowLastColumn="0" w:lastRowFirstColumn="0" w:lastRowLastColumn="0"/>
             </w:pPr>
-            <w:r>
-              <w:t>User may zoom the browser display.</w:t>
+            <w:proofErr w:type="gramStart"/>
+            <w:r>
+              <w:t>User</w:t>
+            </w:r>
+            <w:proofErr w:type="gramEnd"/>
+            <w:r>
+              <w:t xml:space="preserve"> may </w:t>
+            </w:r>
+            <w:proofErr w:type="gramStart"/>
+            <w:r>
+              <w:t>zoom</w:t>
+            </w:r>
+            <w:proofErr w:type="gramEnd"/>
+            <w:r>
+              <w:t xml:space="preserve"> the browser display.</w:t>
             </w:r>
           </w:p>
           <w:p>
@@ -20588,8 +21740,13 @@
               <w:pStyle w:val="bull2"/>
               <w:cnfStyle w:val="000000100000" w:firstRow="0" w:lastRow="0" w:firstColumn="0" w:lastColumn="0" w:oddVBand="0" w:evenVBand="0" w:oddHBand="1" w:evenHBand="0" w:firstRowFirstColumn="0" w:firstRowLastColumn="0" w:lastRowFirstColumn="0" w:lastRowLastColumn="0"/>
             </w:pPr>
-            <w:r>
-              <w:t>Application cannot load additional content.</w:t>
+            <w:proofErr w:type="gramStart"/>
+            <w:r>
+              <w:t>Application</w:t>
+            </w:r>
+            <w:proofErr w:type="gramEnd"/>
+            <w:r>
+              <w:t xml:space="preserve"> cannot load additional content.</w:t>
             </w:r>
           </w:p>
           <w:p>
@@ -20606,8 +21763,13 @@
               <w:pStyle w:val="bull2"/>
               <w:cnfStyle w:val="000000100000" w:firstRow="0" w:lastRow="0" w:firstColumn="0" w:lastColumn="0" w:oddVBand="0" w:evenVBand="0" w:oddHBand="1" w:evenHBand="0" w:firstRowFirstColumn="0" w:firstRowLastColumn="0" w:lastRowFirstColumn="0" w:lastRowLastColumn="0"/>
             </w:pPr>
-            <w:r>
-              <w:t>User may retry after connectivity is restored.</w:t>
+            <w:proofErr w:type="gramStart"/>
+            <w:r>
+              <w:t>User</w:t>
+            </w:r>
+            <w:proofErr w:type="gramEnd"/>
+            <w:r>
+              <w:t xml:space="preserve"> may retry after connectivity is restored.</w:t>
             </w:r>
           </w:p>
         </w:tc>
@@ -21190,8 +22352,13 @@
               <w:pStyle w:val="bull"/>
               <w:cnfStyle w:val="000000100000" w:firstRow="0" w:lastRow="0" w:firstColumn="0" w:lastColumn="0" w:oddVBand="0" w:evenVBand="0" w:oddHBand="1" w:evenHBand="0" w:firstRowFirstColumn="0" w:firstRowLastColumn="0" w:lastRowFirstColumn="0" w:lastRowLastColumn="0"/>
             </w:pPr>
-            <w:r>
-              <w:t>User can complete activities successfully.</w:t>
+            <w:proofErr w:type="gramStart"/>
+            <w:r>
+              <w:t>User</w:t>
+            </w:r>
+            <w:proofErr w:type="gramEnd"/>
+            <w:r>
+              <w:t xml:space="preserve"> can complete activities successfully.</w:t>
             </w:r>
           </w:p>
         </w:tc>
@@ -21348,8 +22515,13 @@
               <w:pStyle w:val="bull2"/>
               <w:cnfStyle w:val="000000100000" w:firstRow="0" w:lastRow="0" w:firstColumn="0" w:lastColumn="0" w:oddVBand="0" w:evenVBand="0" w:oddHBand="1" w:evenHBand="0" w:firstRowFirstColumn="0" w:firstRowLastColumn="0" w:lastRowFirstColumn="0" w:lastRowLastColumn="0"/>
             </w:pPr>
-            <w:r>
-              <w:t>User may refresh the page or resize the browser window.</w:t>
+            <w:proofErr w:type="gramStart"/>
+            <w:r>
+              <w:t>User</w:t>
+            </w:r>
+            <w:proofErr w:type="gramEnd"/>
+            <w:r>
+              <w:t xml:space="preserve"> may refresh the page or resize the browser window.</w:t>
             </w:r>
           </w:p>
           <w:p>
@@ -21432,8 +22604,13 @@
               <w:pStyle w:val="bull2"/>
               <w:cnfStyle w:val="000000100000" w:firstRow="0" w:lastRow="0" w:firstColumn="0" w:lastColumn="0" w:oddVBand="0" w:evenVBand="0" w:oddHBand="1" w:evenHBand="0" w:firstRowFirstColumn="0" w:firstRowLastColumn="0" w:lastRowFirstColumn="0" w:lastRowLastColumn="0"/>
             </w:pPr>
-            <w:r>
-              <w:t>Application cannot load additional content.</w:t>
+            <w:proofErr w:type="gramStart"/>
+            <w:r>
+              <w:t>Application</w:t>
+            </w:r>
+            <w:proofErr w:type="gramEnd"/>
+            <w:r>
+              <w:t xml:space="preserve"> cannot load additional content.</w:t>
             </w:r>
           </w:p>
           <w:p>
@@ -21450,8 +22627,13 @@
               <w:pStyle w:val="bull2"/>
               <w:cnfStyle w:val="000000100000" w:firstRow="0" w:lastRow="0" w:firstColumn="0" w:lastColumn="0" w:oddVBand="0" w:evenVBand="0" w:oddHBand="1" w:evenHBand="0" w:firstRowFirstColumn="0" w:firstRowLastColumn="0" w:lastRowFirstColumn="0" w:lastRowLastColumn="0"/>
             </w:pPr>
-            <w:r>
-              <w:t>User may retry after connectivity is restored.</w:t>
+            <w:proofErr w:type="gramStart"/>
+            <w:r>
+              <w:t>User</w:t>
+            </w:r>
+            <w:proofErr w:type="gramEnd"/>
+            <w:r>
+              <w:t xml:space="preserve"> may retry after connectivity is restored.</w:t>
             </w:r>
           </w:p>
         </w:tc>
@@ -22259,8 +23441,13 @@
               <w:pStyle w:val="bull2"/>
               <w:cnfStyle w:val="000000100000" w:firstRow="0" w:lastRow="0" w:firstColumn="0" w:lastColumn="0" w:oddVBand="0" w:evenVBand="0" w:oddHBand="1" w:evenHBand="0" w:firstRowFirstColumn="0" w:firstRowLastColumn="0" w:lastRowFirstColumn="0" w:lastRowLastColumn="0"/>
             </w:pPr>
-            <w:r>
-              <w:t>User may retry loading content or return to the main menu.</w:t>
+            <w:proofErr w:type="gramStart"/>
+            <w:r>
+              <w:t>User</w:t>
+            </w:r>
+            <w:proofErr w:type="gramEnd"/>
+            <w:r>
+              <w:t xml:space="preserve"> may retry loading content or return to the main menu.</w:t>
             </w:r>
           </w:p>
           <w:p>
@@ -22290,8 +23477,13 @@
               <w:pStyle w:val="bull2"/>
               <w:cnfStyle w:val="000000100000" w:firstRow="0" w:lastRow="0" w:firstColumn="0" w:lastColumn="0" w:oddVBand="0" w:evenVBand="0" w:oddHBand="1" w:evenHBand="0" w:firstRowFirstColumn="0" w:firstRowLastColumn="0" w:lastRowFirstColumn="0" w:lastRowLastColumn="0"/>
             </w:pPr>
-            <w:r>
-              <w:t>User may refresh the page or restart the application.</w:t>
+            <w:proofErr w:type="gramStart"/>
+            <w:r>
+              <w:t>User</w:t>
+            </w:r>
+            <w:proofErr w:type="gramEnd"/>
+            <w:r>
+              <w:t xml:space="preserve"> may refresh the page or restart the application.</w:t>
             </w:r>
           </w:p>
           <w:p>
@@ -22312,8 +23504,13 @@
               <w:pStyle w:val="bull2"/>
               <w:cnfStyle w:val="000000100000" w:firstRow="0" w:lastRow="0" w:firstColumn="0" w:lastColumn="0" w:oddVBand="0" w:evenVBand="0" w:oddHBand="1" w:evenHBand="0" w:firstRowFirstColumn="0" w:firstRowLastColumn="0" w:lastRowFirstColumn="0" w:lastRowLastColumn="0"/>
             </w:pPr>
-            <w:r>
-              <w:t>Application cannot load additional content.</w:t>
+            <w:proofErr w:type="gramStart"/>
+            <w:r>
+              <w:t>Application</w:t>
+            </w:r>
+            <w:proofErr w:type="gramEnd"/>
+            <w:r>
+              <w:t xml:space="preserve"> cannot load additional content.</w:t>
             </w:r>
           </w:p>
           <w:p>
@@ -22330,8 +23527,13 @@
               <w:pStyle w:val="bull2"/>
               <w:cnfStyle w:val="000000100000" w:firstRow="0" w:lastRow="0" w:firstColumn="0" w:lastColumn="0" w:oddVBand="0" w:evenVBand="0" w:oddHBand="1" w:evenHBand="0" w:firstRowFirstColumn="0" w:firstRowLastColumn="0" w:lastRowFirstColumn="0" w:lastRowLastColumn="0"/>
             </w:pPr>
-            <w:r>
-              <w:t>User may retry after connectivity is restored.</w:t>
+            <w:proofErr w:type="gramStart"/>
+            <w:r>
+              <w:t>User</w:t>
+            </w:r>
+            <w:proofErr w:type="gramEnd"/>
+            <w:r>
+              <w:t xml:space="preserve"> may retry after connectivity is restored.</w:t>
             </w:r>
           </w:p>
         </w:tc>
@@ -22842,8 +24044,13 @@
               <w:pStyle w:val="bull"/>
               <w:cnfStyle w:val="000000000000" w:firstRow="0" w:lastRow="0" w:firstColumn="0" w:lastColumn="0" w:oddVBand="0" w:evenVBand="0" w:oddHBand="0" w:evenHBand="0" w:firstRowFirstColumn="0" w:firstRowLastColumn="0" w:lastRowFirstColumn="0" w:lastRowLastColumn="0"/>
             </w:pPr>
-            <w:r>
-              <w:t>User is viewing any application screen.</w:t>
+            <w:proofErr w:type="gramStart"/>
+            <w:r>
+              <w:t>User is</w:t>
+            </w:r>
+            <w:proofErr w:type="gramEnd"/>
+            <w:r>
+              <w:t xml:space="preserve"> viewing any application screen.</w:t>
             </w:r>
           </w:p>
         </w:tc>
@@ -22888,7 +24095,15 @@
               <w:cnfStyle w:val="000000100000" w:firstRow="0" w:lastRow="0" w:firstColumn="0" w:lastColumn="0" w:oddVBand="0" w:evenVBand="0" w:oddHBand="1" w:evenHBand="0" w:firstRowFirstColumn="0" w:firstRowLastColumn="0" w:lastRowFirstColumn="0" w:lastRowLastColumn="0"/>
             </w:pPr>
             <w:r>
-              <w:t>Application session is ended.</w:t>
+              <w:t xml:space="preserve">Application session </w:t>
+            </w:r>
+            <w:proofErr w:type="gramStart"/>
+            <w:r>
+              <w:t>is</w:t>
+            </w:r>
+            <w:proofErr w:type="gramEnd"/>
+            <w:r>
+              <w:t xml:space="preserve"> ended.</w:t>
             </w:r>
           </w:p>
           <w:p>
@@ -23003,8 +24218,13 @@
               </w:numPr>
               <w:cnfStyle w:val="000000000000" w:firstRow="0" w:lastRow="0" w:firstColumn="0" w:lastColumn="0" w:oddVBand="0" w:evenVBand="0" w:oddHBand="0" w:evenHBand="0" w:firstRowFirstColumn="0" w:firstRowLastColumn="0" w:lastRowFirstColumn="0" w:lastRowLastColumn="0"/>
             </w:pPr>
-            <w:r>
-              <w:t>User returns to the device's normal environment.</w:t>
+            <w:proofErr w:type="gramStart"/>
+            <w:r>
+              <w:t>User returns</w:t>
+            </w:r>
+            <w:proofErr w:type="gramEnd"/>
+            <w:r>
+              <w:t xml:space="preserve"> to the device's normal environment.</w:t>
             </w:r>
           </w:p>
         </w:tc>
@@ -23146,8 +24366,13 @@
               <w:pStyle w:val="bull2"/>
               <w:cnfStyle w:val="000000100000" w:firstRow="0" w:lastRow="0" w:firstColumn="0" w:lastColumn="0" w:oddVBand="0" w:evenVBand="0" w:oddHBand="1" w:evenHBand="0" w:firstRowFirstColumn="0" w:firstRowLastColumn="0" w:lastRowFirstColumn="0" w:lastRowLastColumn="0"/>
             </w:pPr>
-            <w:r>
-              <w:t>User may relaunch the application and begin a new session.</w:t>
+            <w:proofErr w:type="gramStart"/>
+            <w:r>
+              <w:t>User</w:t>
+            </w:r>
+            <w:proofErr w:type="gramEnd"/>
+            <w:r>
+              <w:t xml:space="preserve"> may relaunch the application and begin a new session.</w:t>
             </w:r>
           </w:p>
         </w:tc>
@@ -23448,8 +24673,13 @@
         <w:spacing w:line="0" w:lineRule="atLeast"/>
         <w:ind w:left="720" w:hanging="360"/>
       </w:pPr>
-      <w:r>
-        <w:t>Predeployment requirements, including system and environment prerequisites, configuration settings and data migration requirements, as well as security and compliance checks.</w:t>
+      <w:proofErr w:type="spellStart"/>
+      <w:r>
+        <w:t>Predeployment</w:t>
+      </w:r>
+      <w:proofErr w:type="spellEnd"/>
+      <w:r>
+        <w:t xml:space="preserve"> requirements, including system and environment prerequisites, configuration settings and data migration requirements, as well as security and compliance checks.</w:t>
       </w:r>
     </w:p>
     <w:p>
@@ -23568,8 +24798,13 @@
       </w:pPr>
       <w:bookmarkStart w:id="48" w:name="_Toc230623076"/>
       <w:bookmarkStart w:id="49" w:name="_Toc230623444"/>
-      <w:r>
-        <w:t>References used</w:t>
+      <w:proofErr w:type="gramStart"/>
+      <w:r>
+        <w:t>References</w:t>
+      </w:r>
+      <w:proofErr w:type="gramEnd"/>
+      <w:r>
+        <w:t xml:space="preserve"> used</w:t>
       </w:r>
       <w:bookmarkEnd w:id="48"/>
       <w:bookmarkEnd w:id="49"/>
@@ -23579,15 +24814,29 @@
         <w:spacing w:line="0" w:lineRule="atLeast"/>
         <w:ind w:left="720" w:hanging="720"/>
       </w:pPr>
-      <w:r>
-        <w:t xml:space="preserve">TraffickSTOP. (2024). </w:t>
-      </w:r>
+      <w:proofErr w:type="spellStart"/>
+      <w:r>
+        <w:t>TraffickSTOP</w:t>
+      </w:r>
+      <w:proofErr w:type="spellEnd"/>
+      <w:r>
+        <w:t xml:space="preserve">. (2024). </w:t>
+      </w:r>
+      <w:proofErr w:type="spellStart"/>
       <w:r>
         <w:rPr>
           <w:i/>
           <w:iCs/>
         </w:rPr>
-        <w:t>TraffickSTOP toolkit</w:t>
+        <w:t>TraffickSTOP</w:t>
+      </w:r>
+      <w:proofErr w:type="spellEnd"/>
+      <w:r>
+        <w:rPr>
+          <w:i/>
+          <w:iCs/>
+        </w:rPr>
+        <w:t xml:space="preserve"> toolkit</w:t>
       </w:r>
       <w:r>
         <w:t xml:space="preserve">. </w:t>
@@ -23719,8 +24968,184 @@
     </w:p>
     <w:p>
       <w:pPr>
+        <w:spacing w:line="0" w:lineRule="atLeast"/>
+        <w:ind w:left="720" w:hanging="720"/>
+      </w:pPr>
+      <w:proofErr w:type="spellStart"/>
+      <w:r>
+        <w:t>Rouseources</w:t>
+      </w:r>
+      <w:proofErr w:type="spellEnd"/>
+      <w:r>
+        <w:t xml:space="preserve"> to link to:</w:t>
+      </w:r>
+    </w:p>
+    <w:p>
+      <w:pPr>
+        <w:spacing w:line="0" w:lineRule="atLeast"/>
+        <w:ind w:left="720" w:hanging="720"/>
+      </w:pPr>
+      <w:r>
+        <w:rPr>
+          <w:b/>
+          <w:bCs/>
+        </w:rPr>
+        <w:t>RAINN - Rape, Abuse and Incest National Network: </w:t>
+      </w:r>
+      <w:hyperlink r:id="rId31" w:history="1">
+        <w:r>
+          <w:rPr>
+            <w:rStyle w:val="Hyperlink"/>
+            <w:b/>
+            <w:bCs/>
+          </w:rPr>
+          <w:t>https://rainn.org</w:t>
+        </w:r>
+      </w:hyperlink>
+      <w:r>
+        <w:br/>
+      </w:r>
+      <w:r>
+        <w:rPr>
+          <w:b/>
+          <w:bCs/>
+        </w:rPr>
+        <w:t>National Organization for Victim Assistance:</w:t>
+      </w:r>
+      <w:r>
+        <w:t>  </w:t>
+      </w:r>
+      <w:hyperlink r:id="rId32" w:history="1">
+        <w:r>
+          <w:rPr>
+            <w:rStyle w:val="Hyperlink"/>
+            <w:b/>
+            <w:bCs/>
+          </w:rPr>
+          <w:t>http://www.trynova.org</w:t>
+        </w:r>
+      </w:hyperlink>
+      <w:r>
+        <w:rPr>
+          <w:b/>
+          <w:bCs/>
+        </w:rPr>
+        <w:t> </w:t>
+      </w:r>
+      <w:r>
+        <w:br/>
+      </w:r>
+      <w:r>
+        <w:rPr>
+          <w:b/>
+          <w:bCs/>
+        </w:rPr>
+        <w:t>Child USA:  https://childusa.org</w:t>
+      </w:r>
+      <w:r>
+        <w:br/>
+      </w:r>
+      <w:r>
+        <w:rPr>
+          <w:b/>
+          <w:bCs/>
+        </w:rPr>
+        <w:t>National Children's Alliance:  </w:t>
+      </w:r>
+      <w:hyperlink r:id="rId33" w:history="1">
+        <w:r>
+          <w:rPr>
+            <w:rStyle w:val="Hyperlink"/>
+            <w:b/>
+            <w:bCs/>
+          </w:rPr>
+          <w:t>http://www.nca-online.org</w:t>
+        </w:r>
+      </w:hyperlink>
+      <w:r>
+        <w:rPr>
+          <w:b/>
+          <w:bCs/>
+        </w:rPr>
+        <w:t> </w:t>
+      </w:r>
+      <w:r>
+        <w:br/>
+      </w:r>
+      <w:proofErr w:type="spellStart"/>
+      <w:r>
+        <w:rPr>
+          <w:b/>
+          <w:bCs/>
+        </w:rPr>
+        <w:t>Guidestar</w:t>
+      </w:r>
+      <w:proofErr w:type="spellEnd"/>
+      <w:r>
+        <w:rPr>
+          <w:b/>
+          <w:bCs/>
+        </w:rPr>
+        <w:t>: </w:t>
+      </w:r>
+      <w:r>
+        <w:t> </w:t>
+      </w:r>
+      <w:hyperlink r:id="rId34" w:history="1">
+        <w:r>
+          <w:rPr>
+            <w:rStyle w:val="Hyperlink"/>
+            <w:b/>
+            <w:bCs/>
+          </w:rPr>
+          <w:t>http://www.guidestar.org</w:t>
+        </w:r>
+      </w:hyperlink>
+      <w:r>
+        <w:rPr>
+          <w:b/>
+          <w:bCs/>
+        </w:rPr>
+        <w:t> </w:t>
+      </w:r>
+      <w:r>
+        <w:br/>
+      </w:r>
+      <w:r>
+        <w:rPr>
+          <w:b/>
+          <w:bCs/>
+        </w:rPr>
+        <w:t>Children's Advocacy Centers of Washington:  </w:t>
+      </w:r>
+      <w:hyperlink r:id="rId35" w:history="1">
+        <w:r>
+          <w:rPr>
+            <w:rStyle w:val="Hyperlink"/>
+            <w:b/>
+            <w:bCs/>
+          </w:rPr>
+          <w:t>http://www.cacwa.org</w:t>
+        </w:r>
+      </w:hyperlink>
+      <w:r>
+        <w:rPr>
+          <w:b/>
+          <w:bCs/>
+        </w:rPr>
+        <w:br/>
+        <w:t>National Center for Missing &amp; Exploited Children:  https://www.missingkids.org</w:t>
+      </w:r>
+    </w:p>
+    <w:p>
+      <w:pPr>
         <w:pStyle w:val="NoSpacing"/>
       </w:pPr>
+    </w:p>
+    <w:p>
+      <w:pPr>
+        <w:pStyle w:val="NoSpacing"/>
+      </w:pPr>
       <w:r>
         <w:t>TODO:</w:t>
       </w:r>
@@ -23730,6 +25155,7 @@
         <w:pStyle w:val="NoSpacing"/>
       </w:pPr>
       <w:r>
+        <w:lastRenderedPageBreak/>
         <w:t>Get the excel data stuff into this doc</w:t>
       </w:r>
     </w:p>
@@ -23786,8 +25212,15 @@
         <w:spacing w:before="0"/>
       </w:pPr>
       <w:r>
-        <w:lastRenderedPageBreak/>
-        <w:t>“Educational content adapted from and inspired by the TraffickSTOP Toolkit developed by the National White Collar Crime Center (NW3C).”</w:t>
+        <w:t xml:space="preserve">“Educational content adapted from and inspired by the </w:t>
+      </w:r>
+      <w:proofErr w:type="spellStart"/>
+      <w:r>
+        <w:t>TraffickSTOP</w:t>
+      </w:r>
+      <w:proofErr w:type="spellEnd"/>
+      <w:r>
+        <w:t xml:space="preserve"> Toolkit developed by the National White Collar Crime Center (NW3C).”</w:t>
       </w:r>
       <w:r>
         <w:br/>
